--- a/docs/governance/guide-gouvernance-el.docx
+++ b/docs/governance/guide-gouvernance-el.docx
@@ -31,7 +31,7 @@
         <w:pStyle w:val="Date"/>
       </w:pPr>
       <w:r>
-        <w:t xml:space="preserve">Έκδοση 1.1 — 5 Ιουνίου 2026</w:t>
+        <w:t xml:space="preserve">Έκδοση 1.2 — 1 Σεπτεμβρίου 2026</w:t>
       </w:r>
     </w:p>
     <w:bookmarkStart w:id="13" w:name="προοίμιο"/>
@@ -2277,13 +2277,13 @@
       </w:r>
     </w:p>
     <w:bookmarkEnd w:id="28"/>
-    <w:bookmarkStart w:id="29" w:name="οι-πέντε-καταστάσεις-μιας-membership"/>
+    <w:bookmarkStart w:id="29" w:name="οι-καταστάσεις-μιας-membership"/>
     <w:p>
       <w:pPr>
         <w:pStyle w:val="Heading2"/>
       </w:pPr>
       <w:r>
-        <w:t xml:space="preserve">3.2. Οι πέντε καταστάσεις μιας membership</w:t>
+        <w:t xml:space="preserve">3.2. Οι καταστάσεις μιας membership</w:t>
       </w:r>
     </w:p>
     <w:p>
@@ -2322,7 +2322,7 @@
         <w:t xml:space="preserve"> </w:t>
       </w:r>
       <w:r>
-        <w:t xml:space="preserve">που εκφράζει την κατάσταση της ανάθεσης σε μια δεδομένη στιγμή. Πέντε καταστάσεις είναι δυνατές:</w:t>
+        <w:t xml:space="preserve">που εκφράζει την κατάσταση της ανάθεσης σε μια δεδομένη στιγμή. Οι καταστάσεις που αφορούν τη διακυβέρνηση:</w:t>
       </w:r>
     </w:p>
     <w:p>
@@ -2354,7 +2354,7 @@
           <w:b/>
           <w:bCs/>
         </w:rPr>
-        <w:t xml:space="preserve">pending</w:t>
+        <w:t xml:space="preserve">pending_validation</w:t>
       </w:r>
       <w:r>
         <w:t xml:space="preserve"> </w:t>
@@ -2476,13 +2476,80 @@
         <w:rPr>
           <w:rStyle w:val="VerbatimChar"/>
         </w:rPr>
+        <w:t xml:space="preserve">removed</w:t>
+      </w:r>
+      <w:r>
+        <w:t xml:space="preserve"> </w:t>
+      </w:r>
+      <w:r>
+        <w:t xml:space="preserve">στη D+7.</w:t>
+      </w:r>
+    </w:p>
+    <w:p>
+      <w:pPr>
+        <w:pStyle w:val="BodyText"/>
+      </w:pPr>
+      <w:r>
+        <w:rPr>
+          <w:rStyle w:val="VerbatimChar"/>
+          <w:b/>
+          <w:bCs/>
+        </w:rPr>
+        <w:t xml:space="preserve">vacated</w:t>
+      </w:r>
+      <w:r>
+        <w:t xml:space="preserve"> </w:t>
+      </w:r>
+      <w:r>
+        <w:t xml:space="preserve">—</w:t>
+      </w:r>
+      <w:r>
+        <w:t xml:space="preserve"> </w:t>
+      </w:r>
+      <w:r>
+        <w:rPr>
+          <w:b/>
+          <w:bCs/>
+        </w:rPr>
+        <w:t xml:space="preserve">Ρόλος που εγκαταλείφθηκε εθελοντικά.</w:t>
+      </w:r>
+      <w:r>
+        <w:t xml:space="preserve"> </w:t>
+      </w:r>
+      <w:r>
+        <w:t xml:space="preserve">Τίθεται από την αυτο-υποβάθμιση («παραδίδω τη σκυτάλη», δικαίωμα P3). Το άτομο αποφάσισε — αυτή η κατάσταση λέει ακριβώς αυτό, και τίποτα άλλο.</w:t>
+      </w:r>
+      <w:r>
+        <w:t xml:space="preserve"> </w:t>
+      </w:r>
+      <w:r>
+        <w:rPr>
+          <w:i/>
+          <w:iCs/>
+        </w:rPr>
+        <w:t xml:space="preserve">(Διάκριση που εισήχθη την 01/09/2026: πριν από αυτή την ημερομηνία, η εθελοντική αποχώρηση έθετε</w:t>
+      </w:r>
+      <w:r>
+        <w:rPr>
+          <w:i/>
+          <w:iCs/>
+        </w:rPr>
+        <w:t xml:space="preserve"> </w:t>
+      </w:r>
+      <w:r>
+        <w:rPr>
+          <w:rStyle w:val="VerbatimChar"/>
+          <w:i/>
+          <w:iCs/>
+        </w:rPr>
         <w:t xml:space="preserve">inactive</w:t>
       </w:r>
       <w:r>
-        <w:t xml:space="preserve"> </w:t>
-      </w:r>
-      <w:r>
-        <w:t xml:space="preserve">στη D+7.</w:t>
+        <w:rPr>
+          <w:i/>
+          <w:iCs/>
+        </w:rPr>
+        <w:t xml:space="preserve">, συγχέοντάς την με εγκαταλελειμμένο λογαριασμό.)</w:t>
       </w:r>
     </w:p>
     <w:p>
@@ -2495,13 +2562,133 @@
           <w:b/>
           <w:bCs/>
         </w:rPr>
+        <w:t xml:space="preserve">removed</w:t>
+      </w:r>
+      <w:r>
+        <w:t xml:space="preserve"> </w:t>
+      </w:r>
+      <w:r>
+        <w:t xml:space="preserve">— Membership που έκλεισε με απόφαση ή μηχανισμό του SIGB: λήξη της περιόδου αναμονής μιας αποχώρησης (D+7), ή κλείσιμο της γραμμής κατώτερου βαθμού σε μια προαγωγή (αποκλειστικός ρόλος, βλ. §5.6).</w:t>
+      </w:r>
+    </w:p>
+    <w:p>
+      <w:pPr>
+        <w:pStyle w:val="BodyText"/>
+      </w:pPr>
+      <w:r>
+        <w:rPr>
+          <w:rStyle w:val="VerbatimChar"/>
+          <w:b/>
+          <w:bCs/>
+        </w:rPr>
         <w:t xml:space="preserve">inactive</w:t>
       </w:r>
       <w:r>
         <w:t xml:space="preserve"> </w:t>
       </w:r>
       <w:r>
-        <w:t xml:space="preserve">— Κλειστή membership. Το άτομο δεν είναι πλέον στην ομάδα. Χωρίς πρόσβαση. Αρκετές πιθανές προελεύσεις: εθελοντική αποχώρηση, λήξη της αναμονής, εγκαταλελειμμένος λογαριασμός (αυτόματο στους 9 μήνες).</w:t>
+        <w:t xml:space="preserve">—</w:t>
+      </w:r>
+      <w:r>
+        <w:t xml:space="preserve"> </w:t>
+      </w:r>
+      <w:r>
+        <w:rPr>
+          <w:b/>
+          <w:bCs/>
+        </w:rPr>
+        <w:t xml:space="preserve">Εγκαταλελειμμένος λογαριασμός.</w:t>
+      </w:r>
+      <w:r>
+        <w:t xml:space="preserve"> </w:t>
+      </w:r>
+      <w:r>
+        <w:t xml:space="preserve">Τίθεται μόνο από το cron της αυτόματης αποχώρησης, μετά από 9 μήνες χωρίς σύνδεση (T9). Το άτομο δεν αποφάσισε τίποτα: εξαφανίστηκε.</w:t>
+      </w:r>
+    </w:p>
+    <w:p>
+      <w:pPr>
+        <w:pStyle w:val="BodyText"/>
+      </w:pPr>
+      <w:r>
+        <w:rPr>
+          <w:i/>
+          <w:iCs/>
+        </w:rPr>
+        <w:t xml:space="preserve">(Ο πίνακας φέρει επίσης μερικές καταστάσεις που ανήκουν στις διαδρομές εγγραφής και κυκλοφορίας —</w:t>
+      </w:r>
+      <w:r>
+        <w:rPr>
+          <w:i/>
+          <w:iCs/>
+        </w:rPr>
+        <w:t xml:space="preserve"> </w:t>
+      </w:r>
+      <w:r>
+        <w:rPr>
+          <w:rStyle w:val="VerbatimChar"/>
+          <w:i/>
+          <w:iCs/>
+        </w:rPr>
+        <w:t xml:space="preserve">refused</w:t>
+      </w:r>
+      <w:r>
+        <w:rPr>
+          <w:i/>
+          <w:iCs/>
+        </w:rPr>
+        <w:t xml:space="preserve">,</w:t>
+      </w:r>
+      <w:r>
+        <w:rPr>
+          <w:i/>
+          <w:iCs/>
+        </w:rPr>
+        <w:t xml:space="preserve"> </w:t>
+      </w:r>
+      <w:r>
+        <w:rPr>
+          <w:rStyle w:val="VerbatimChar"/>
+          <w:i/>
+          <w:iCs/>
+        </w:rPr>
+        <w:t xml:space="preserve">left_with_pending_circulation</w:t>
+      </w:r>
+      <w:r>
+        <w:rPr>
+          <w:i/>
+          <w:iCs/>
+        </w:rPr>
+        <w:t xml:space="preserve">,</w:t>
+      </w:r>
+      <w:r>
+        <w:rPr>
+          <w:i/>
+          <w:iCs/>
+        </w:rPr>
+        <w:t xml:space="preserve"> </w:t>
+      </w:r>
+      <w:r>
+        <w:rPr>
+          <w:rStyle w:val="VerbatimChar"/>
+          <w:i/>
+          <w:iCs/>
+        </w:rPr>
+        <w:t xml:space="preserve">terminated</w:t>
+      </w:r>
+      <w:r>
+        <w:rPr>
+          <w:i/>
+          <w:iCs/>
+        </w:rPr>
+        <w:t xml:space="preserve"> </w:t>
+      </w:r>
+      <w:r>
+        <w:rPr>
+          <w:i/>
+          <w:iCs/>
+        </w:rPr>
+        <w:t xml:space="preserve">— οι οποίες δεν ανήκουν στη διακυβέρνηση ομάδας και δεν εξετάζονται σε αυτόν τον οδηγό.)</w:t>
       </w:r>
     </w:p>
     <w:bookmarkEnd w:id="29"/>
@@ -2566,7 +2753,7 @@
         <w:rPr>
           <w:rStyle w:val="VerbatimChar"/>
         </w:rPr>
-        <w:t xml:space="preserve">              ┌───────────────┼───────────────┐    │</w:t>
+        <w:t xml:space="preserve">        ┌──────────────┬──────┴────────┬───────────│──────┐</w:t>
       </w:r>
       <w:r>
         <w:br/>
@@ -2575,7 +2762,7 @@
         <w:rPr>
           <w:rStyle w:val="VerbatimChar"/>
         </w:rPr>
-        <w:t xml:space="preserve">              ▼               ▼               ▼    │</w:t>
+        <w:t xml:space="preserve">        ▼              ▼               ▼           │      ▼</w:t>
       </w:r>
       <w:r>
         <w:br/>
@@ -2584,7 +2771,7 @@
         <w:rPr>
           <w:rStyle w:val="VerbatimChar"/>
         </w:rPr>
-        <w:t xml:space="preserve">       ┌─────────────┐  ┌─────────────┐  ┌─────────┴────┐</w:t>
+        <w:t xml:space="preserve"> ┌─────────────┐ ┌─────────────┐ ┌────────────┐    │ ┌────────────┐</w:t>
       </w:r>
       <w:r>
         <w:br/>
@@ -2593,7 +2780,7 @@
         <w:rPr>
           <w:rStyle w:val="VerbatimChar"/>
         </w:rPr>
-        <w:t xml:space="preserve">       │  suspended  │  │ pending_    │  │  inactive    │</w:t>
+        <w:t xml:space="preserve"> │  suspended  │ │ pending_    │ │  vacated   │    │ │  inactive  │</w:t>
       </w:r>
       <w:r>
         <w:br/>
@@ -2602,7 +2789,7 @@
         <w:rPr>
           <w:rStyle w:val="VerbatimChar"/>
         </w:rPr>
-        <w:t xml:space="preserve">       │             │  │ removal     │  │              │</w:t>
+        <w:t xml:space="preserve"> │             │ │ removal     │ │ (P3, αυτο) │    │ │ (T9, cron) │</w:t>
       </w:r>
       <w:r>
         <w:br/>
@@ -2611,7 +2798,7 @@
         <w:rPr>
           <w:rStyle w:val="VerbatimChar"/>
         </w:rPr>
-        <w:t xml:space="preserve">       └──────┬──────┘  └──────┬──────┘  └──────────────┘</w:t>
+        <w:t xml:space="preserve"> └──────┬──────┘ └──────┬──────┘ └────────────┘    │ └────────────┘</w:t>
       </w:r>
       <w:r>
         <w:br/>
@@ -2620,7 +2807,7 @@
         <w:rPr>
           <w:rStyle w:val="VerbatimChar"/>
         </w:rPr>
-        <w:t xml:space="preserve">              │                │</w:t>
+        <w:t xml:space="preserve">        │               │                          │</w:t>
       </w:r>
       <w:r>
         <w:br/>
@@ -2629,7 +2816,7 @@
         <w:rPr>
           <w:rStyle w:val="VerbatimChar"/>
         </w:rPr>
-        <w:t xml:space="preserve">              │ άρση           │ ακύρωση</w:t>
+        <w:t xml:space="preserve">        │ άρση          │ ακύρωση                  │</w:t>
       </w:r>
       <w:r>
         <w:br/>
@@ -2638,7 +2825,7 @@
         <w:rPr>
           <w:rStyle w:val="VerbatimChar"/>
         </w:rPr>
-        <w:t xml:space="preserve">              └────────────────┴────────────┐</w:t>
+        <w:t xml:space="preserve">        └───────────────┴──────────────────────────┘</w:t>
       </w:r>
       <w:r>
         <w:br/>
@@ -2647,7 +2834,7 @@
         <w:rPr>
           <w:rStyle w:val="VerbatimChar"/>
         </w:rPr>
-        <w:t xml:space="preserve">                               │            │</w:t>
+        <w:t xml:space="preserve">                        │</w:t>
       </w:r>
       <w:r>
         <w:br/>
@@ -2656,7 +2843,7 @@
         <w:rPr>
           <w:rStyle w:val="VerbatimChar"/>
         </w:rPr>
-        <w:t xml:space="preserve">                               ▼ (D+7)      ▼</w:t>
+        <w:t xml:space="preserve">                        ▼ (D+7)</w:t>
       </w:r>
       <w:r>
         <w:br/>
@@ -2665,7 +2852,7 @@
         <w:rPr>
           <w:rStyle w:val="VerbatimChar"/>
         </w:rPr>
-        <w:t xml:space="preserve">                        ┌──────────────┐</w:t>
+        <w:t xml:space="preserve">                 ┌──────────────┐</w:t>
       </w:r>
       <w:r>
         <w:br/>
@@ -2674,7 +2861,7 @@
         <w:rPr>
           <w:rStyle w:val="VerbatimChar"/>
         </w:rPr>
-        <w:t xml:space="preserve">                        │   inactive   │</w:t>
+        <w:t xml:space="preserve">                 │   removed    │</w:t>
       </w:r>
       <w:r>
         <w:br/>
@@ -2683,7 +2870,7 @@
         <w:rPr>
           <w:rStyle w:val="VerbatimChar"/>
         </w:rPr>
-        <w:t xml:space="preserve">                        └──────────────┘</w:t>
+        <w:t xml:space="preserve">                 └──────────────┘</w:t>
       </w:r>
     </w:p>
     <w:p>
@@ -2713,7 +2900,50 @@
         <w:t xml:space="preserve"> </w:t>
       </w:r>
       <w:r>
-        <w:t xml:space="preserve">μπορεί κανείς να περάσει απευθείας από</w:t>
+        <w:t xml:space="preserve">μπορεί κανείς να αποκλείσει έναν/μία librarian με μία μόνο κίνηση, με μονομερή απόφαση ενός/μιας άλλου/ης coord. Πρέπει να περάσει από</w:t>
+      </w:r>
+      <w:r>
+        <w:t xml:space="preserve"> </w:t>
+      </w:r>
+      <w:r>
+        <w:rPr>
+          <w:rStyle w:val="VerbatimChar"/>
+        </w:rPr>
+        <w:t xml:space="preserve">pending_removal</w:t>
+      </w:r>
+      <w:r>
+        <w:t xml:space="preserve"> </w:t>
+      </w:r>
+      <w:r>
+        <w:t xml:space="preserve">και να αναμείνει την καρτέρα (ή το άτομο να υποβαθμιστεί μόνο του/της).</w:t>
+      </w:r>
+    </w:p>
+    <w:p>
+      <w:pPr>
+        <w:pStyle w:val="Compact"/>
+        <w:numPr>
+          <w:ilvl w:val="0"/>
+          <w:numId w:val="1013"/>
+        </w:numPr>
+      </w:pPr>
+      <w:r>
+        <w:t xml:space="preserve">Μπορεί κανείς</w:t>
+      </w:r>
+      <w:r>
+        <w:t xml:space="preserve"> </w:t>
+      </w:r>
+      <w:r>
+        <w:rPr>
+          <w:b/>
+          <w:bCs/>
+        </w:rPr>
+        <w:t xml:space="preserve">πάντα</w:t>
+      </w:r>
+      <w:r>
+        <w:t xml:space="preserve"> </w:t>
+      </w:r>
+      <w:r>
+        <w:t xml:space="preserve">να εγκαταλείψει εθελοντικά τον δικό του/της</w:t>
       </w:r>
       <w:r>
         <w:t xml:space="preserve"> </w:t>
@@ -2728,7 +2958,83 @@
         <w:t xml:space="preserve"> </w:t>
       </w:r>
       <w:r>
-        <w:t xml:space="preserve">σε</w:t>
+        <w:t xml:space="preserve">ρόλο (αυτο-υποβάθμιση, δικαίωμα P3): η γραμμή περνά σε</w:t>
+      </w:r>
+      <w:r>
+        <w:t xml:space="preserve"> </w:t>
+      </w:r>
+      <w:r>
+        <w:rPr>
+          <w:rStyle w:val="VerbatimChar"/>
+        </w:rPr>
+        <w:t xml:space="preserve">vacated</w:t>
+      </w:r>
+      <w:r>
+        <w:t xml:space="preserve">, αμέσως.</w:t>
+      </w:r>
+    </w:p>
+    <w:p>
+      <w:pPr>
+        <w:pStyle w:val="Compact"/>
+        <w:numPr>
+          <w:ilvl w:val="0"/>
+          <w:numId w:val="1013"/>
+        </w:numPr>
+      </w:pPr>
+      <w:r>
+        <w:rPr>
+          <w:rStyle w:val="VerbatimChar"/>
+        </w:rPr>
+        <w:t xml:space="preserve">suspended</w:t>
+      </w:r>
+      <w:r>
+        <w:t xml:space="preserve"> </w:t>
+      </w:r>
+      <w:r>
+        <w:rPr>
+          <w:b/>
+          <w:bCs/>
+        </w:rPr>
+        <w:t xml:space="preserve">δεν</w:t>
+      </w:r>
+      <w:r>
+        <w:t xml:space="preserve"> </w:t>
+      </w:r>
+      <w:r>
+        <w:t xml:space="preserve">έχει μέγιστη διάρκεια. Δεν είναι αναμονή πριν από αποκλεισμό, είναι προληπτικό μέτρο — διαρκεί όσο χρειάζεται η διαβούλευση.</w:t>
+      </w:r>
+    </w:p>
+    <w:p>
+      <w:pPr>
+        <w:pStyle w:val="Compact"/>
+        <w:numPr>
+          <w:ilvl w:val="0"/>
+          <w:numId w:val="1013"/>
+        </w:numPr>
+      </w:pPr>
+      <w:r>
+        <w:t xml:space="preserve">Από κλειστή κατάσταση (</w:t>
+      </w:r>
+      <w:r>
+        <w:rPr>
+          <w:rStyle w:val="VerbatimChar"/>
+        </w:rPr>
+        <w:t xml:space="preserve">vacated</w:t>
+      </w:r>
+      <w:r>
+        <w:t xml:space="preserve">,</w:t>
+      </w:r>
+      <w:r>
+        <w:t xml:space="preserve"> </w:t>
+      </w:r>
+      <w:r>
+        <w:rPr>
+          <w:rStyle w:val="VerbatimChar"/>
+        </w:rPr>
+        <w:t xml:space="preserve">removed</w:t>
+      </w:r>
+      <w:r>
+        <w:t xml:space="preserve">,</w:t>
       </w:r>
       <w:r>
         <w:t xml:space="preserve"> </w:t>
@@ -2740,53 +3046,23 @@
         <w:t xml:space="preserve">inactive</w:t>
       </w:r>
       <w:r>
-        <w:t xml:space="preserve"> </w:t>
-      </w:r>
-      <w:r>
-        <w:t xml:space="preserve">για έναν/μία librarian με μονομερή απόφαση ενός/μιας άλλου/ης coord. Πρέπει να περάσει από</w:t>
-      </w:r>
-      <w:r>
-        <w:t xml:space="preserve"> </w:t>
-      </w:r>
-      <w:r>
-        <w:rPr>
-          <w:rStyle w:val="VerbatimChar"/>
-        </w:rPr>
-        <w:t xml:space="preserve">pending_removal</w:t>
-      </w:r>
-      <w:r>
-        <w:t xml:space="preserve"> </w:t>
-      </w:r>
-      <w:r>
-        <w:t xml:space="preserve">και να αναμείνει την καρτέρα (ή το άτομο να υποβαθμιστεί μόνο του/της).</w:t>
-      </w:r>
-    </w:p>
-    <w:p>
-      <w:pPr>
-        <w:pStyle w:val="Compact"/>
-        <w:numPr>
-          <w:ilvl w:val="0"/>
-          <w:numId w:val="1013"/>
-        </w:numPr>
-      </w:pPr>
-      <w:r>
-        <w:t xml:space="preserve">Μπορεί κανείς</w:t>
-      </w:r>
-      <w:r>
-        <w:t xml:space="preserve"> </w:t>
-      </w:r>
-      <w:r>
-        <w:rPr>
-          <w:b/>
-          <w:bCs/>
-        </w:rPr>
-        <w:t xml:space="preserve">πάντα</w:t>
-      </w:r>
-      <w:r>
-        <w:t xml:space="preserve"> </w:t>
-      </w:r>
-      <w:r>
-        <w:t xml:space="preserve">να περάσει από τη δική του/της κατάσταση</w:t>
+        <w:t xml:space="preserve">),</w:t>
+      </w:r>
+      <w:r>
+        <w:t xml:space="preserve"> </w:t>
+      </w:r>
+      <w:r>
+        <w:rPr>
+          <w:b/>
+          <w:bCs/>
+        </w:rPr>
+        <w:t xml:space="preserve">δεν επιστρέφει</w:t>
+      </w:r>
+      <w:r>
+        <w:t xml:space="preserve"> </w:t>
+      </w:r>
+      <w:r>
+        <w:t xml:space="preserve">κανείς απευθείας σε</w:t>
       </w:r>
       <w:r>
         <w:t xml:space="preserve"> </w:t>
@@ -2798,108 +3074,7 @@
         <w:t xml:space="preserve">active</w:t>
       </w:r>
       <w:r>
-        <w:t xml:space="preserve"> </w:t>
-      </w:r>
-      <w:r>
-        <w:t xml:space="preserve">σε</w:t>
-      </w:r>
-      <w:r>
-        <w:t xml:space="preserve"> </w:t>
-      </w:r>
-      <w:r>
-        <w:rPr>
-          <w:rStyle w:val="VerbatimChar"/>
-        </w:rPr>
-        <w:t xml:space="preserve">inactive</w:t>
-      </w:r>
-      <w:r>
-        <w:t xml:space="preserve"> </w:t>
-      </w:r>
-      <w:r>
-        <w:t xml:space="preserve">(αυτο-υποβάθμιση, δικαίωμα P3).</w:t>
-      </w:r>
-    </w:p>
-    <w:p>
-      <w:pPr>
-        <w:pStyle w:val="Compact"/>
-        <w:numPr>
-          <w:ilvl w:val="0"/>
-          <w:numId w:val="1013"/>
-        </w:numPr>
-      </w:pPr>
-      <w:r>
-        <w:rPr>
-          <w:rStyle w:val="VerbatimChar"/>
-        </w:rPr>
-        <w:t xml:space="preserve">suspended</w:t>
-      </w:r>
-      <w:r>
-        <w:t xml:space="preserve"> </w:t>
-      </w:r>
-      <w:r>
-        <w:rPr>
-          <w:b/>
-          <w:bCs/>
-        </w:rPr>
-        <w:t xml:space="preserve">δεν</w:t>
-      </w:r>
-      <w:r>
-        <w:t xml:space="preserve"> </w:t>
-      </w:r>
-      <w:r>
-        <w:t xml:space="preserve">έχει μέγιστη διάρκεια. Δεν είναι αναμονή πριν από αποκλεισμό, είναι προληπτικό μέτρο — διαρκεί όσο χρειάζεται η διαβούλευση.</w:t>
-      </w:r>
-    </w:p>
-    <w:p>
-      <w:pPr>
-        <w:pStyle w:val="Compact"/>
-        <w:numPr>
-          <w:ilvl w:val="0"/>
-          <w:numId w:val="1013"/>
-        </w:numPr>
-      </w:pPr>
-      <w:r>
-        <w:t xml:space="preserve">Από</w:t>
-      </w:r>
-      <w:r>
-        <w:t xml:space="preserve"> </w:t>
-      </w:r>
-      <w:r>
-        <w:rPr>
-          <w:rStyle w:val="VerbatimChar"/>
-        </w:rPr>
-        <w:t xml:space="preserve">inactive</w:t>
-      </w:r>
-      <w:r>
-        <w:t xml:space="preserve">,</w:t>
-      </w:r>
-      <w:r>
-        <w:t xml:space="preserve"> </w:t>
-      </w:r>
-      <w:r>
-        <w:rPr>
-          <w:b/>
-          <w:bCs/>
-        </w:rPr>
-        <w:t xml:space="preserve">δεν επιστρέφει</w:t>
-      </w:r>
-      <w:r>
-        <w:t xml:space="preserve"> </w:t>
-      </w:r>
-      <w:r>
-        <w:t xml:space="preserve">κανείς σε</w:t>
-      </w:r>
-      <w:r>
-        <w:t xml:space="preserve"> </w:t>
-      </w:r>
-      <w:r>
-        <w:rPr>
-          <w:rStyle w:val="VerbatimChar"/>
-        </w:rPr>
-        <w:t xml:space="preserve">active</w:t>
-      </w:r>
-      <w:r>
-        <w:t xml:space="preserve">. Για να επανενταχθεί ένα άτομο, δημιουργείται νέα γραμμή membership. Το ιστορικό διατηρείται.</w:t>
+        <w:t xml:space="preserve">. Για να επανενταχθεί ένα άτομο, ακολουθείται η κανονική διαδικασία — που επανενεργοποιεί την κλειστή γραμμή ή δημιουργεί νέα. Το ιστορικό διατηρείται.</w:t>
       </w:r>
     </w:p>
     <w:bookmarkEnd w:id="30"/>
@@ -6185,7 +6360,7 @@
         <w:rPr>
           <w:rStyle w:val="VerbatimChar"/>
         </w:rPr>
-        <w:t xml:space="preserve">status='pending'</w:t>
+        <w:t xml:space="preserve">status='pending_validation'</w:t>
       </w:r>
       <w:r>
         <w:t xml:space="preserve">. Λαμβάνει email που εξηγεί ότι πρέπει να παρουσιαστεί φυσικά στη βιβλιοθήκη.</w:t>
@@ -6784,13 +6959,40 @@
           <w:b/>
           <w:bCs/>
         </w:rPr>
-        <w:t xml:space="preserve">Οι πολλαπλές memberships</w:t>
-      </w:r>
-      <w:r>
-        <w:t xml:space="preserve"> </w:t>
-      </w:r>
-      <w:r>
-        <w:t xml:space="preserve">(§5.6). Θεωρείτε ότι είναι αχρείαστα πολύπλοκο και ότι θα έπρεπε να υπάρχει ένας μόνο ρόλος ανά άτομο ανά βιβλιοθήκη. Αυτή είναι μια απόφαση μοντέλου δεδομένων, πιο δομική απ’ ό,τι φαίνεται. Να φέρετε με τους/τις dev.</w:t>
+        <w:t xml:space="preserve">Ο αποκλειστικός ρόλος</w:t>
+      </w:r>
+      <w:r>
+        <w:t xml:space="preserve"> </w:t>
+      </w:r>
+      <w:r>
+        <w:t xml:space="preserve">(§5.6). Θεωρείτε ότι ένα άτομο θα έπρεπε να μπορεί να σωρεύει πολλούς ενεργούς ρόλους στην ίδια βιβλιοθήκη (να είναι ταυτόχρονα</w:t>
+      </w:r>
+      <w:r>
+        <w:t xml:space="preserve"> </w:t>
+      </w:r>
+      <w:r>
+        <w:rPr>
+          <w:rStyle w:val="VerbatimChar"/>
+        </w:rPr>
+        <w:t xml:space="preserve">librarian</w:t>
+      </w:r>
+      <w:r>
+        <w:t xml:space="preserve"> </w:t>
+      </w:r>
+      <w:r>
+        <w:t xml:space="preserve">και</w:t>
+      </w:r>
+      <w:r>
+        <w:t xml:space="preserve"> </w:t>
+      </w:r>
+      <w:r>
+        <w:rPr>
+          <w:rStyle w:val="VerbatimChar"/>
+        </w:rPr>
+        <w:t xml:space="preserve">coordenador</w:t>
+      </w:r>
+      <w:r>
+        <w:t xml:space="preserve">, για παράδειγμα). Αυτή είναι μια απόφαση μοντέλου δεδομένων, πιο δομική απ’ ό,τι φαίνεται — και έχει ήδη κριθεί προς την άλλη κατεύθυνση τον Μάιο του 2026. Να φέρετε με τους/τις dev.</w:t>
       </w:r>
     </w:p>
     <w:p>
@@ -7236,10 +7438,41 @@
         <w:rPr>
           <w:rStyle w:val="VerbatimChar"/>
         </w:rPr>
+        <w:t xml:space="preserve">vacated</w:t>
+      </w:r>
+      <w:r>
+        <w:t xml:space="preserve"> </w:t>
+      </w:r>
+      <w:r>
+        <w:t xml:space="preserve">— η κατάσταση του ρόλου που</w:t>
+      </w:r>
+      <w:r>
+        <w:t xml:space="preserve"> </w:t>
+      </w:r>
+      <w:r>
+        <w:rPr>
+          <w:b/>
+          <w:bCs/>
+        </w:rPr>
+        <w:t xml:space="preserve">εγκαταλείφθηκε εθελοντικά</w:t>
+      </w:r>
+      <w:r>
+        <w:t xml:space="preserve">, διακριτή από το</w:t>
+      </w:r>
+      <w:r>
+        <w:t xml:space="preserve"> </w:t>
+      </w:r>
+      <w:r>
+        <w:rPr>
+          <w:rStyle w:val="VerbatimChar"/>
+        </w:rPr>
         <w:t xml:space="preserve">inactive</w:t>
       </w:r>
       <w:r>
-        <w:t xml:space="preserve">.</w:t>
+        <w:t xml:space="preserve"> </w:t>
+      </w:r>
+      <w:r>
+        <w:t xml:space="preserve">του εγκαταλελειμμένου λογαριασμού.</w:t>
       </w:r>
     </w:p>
     <w:p>
@@ -7251,7 +7484,7 @@
         </w:numPr>
       </w:pPr>
       <w:r>
-        <w:t xml:space="preserve">Εάν δεν είχατε ήδη τη στοχευόμενη συμμετοχή (</w:t>
+        <w:t xml:space="preserve">Η γραμμή σας κατώτερου βαθμού (</w:t>
       </w:r>
       <w:r>
         <w:rPr>
@@ -7275,7 +7508,7 @@
         <w:t xml:space="preserve">librarian</w:t>
       </w:r>
       <w:r>
-        <w:t xml:space="preserve">), δημιουργείται σε κατάσταση</w:t>
+        <w:t xml:space="preserve">, ανάλογα με την επιλεγμένη προσγείωση) επανενεργοποιείται αν υπήρχε — ή δημιουργείται σε κατάσταση</w:t>
       </w:r>
       <w:r>
         <w:t xml:space="preserve"> </w:t>
@@ -7287,7 +7520,10 @@
         <w:t xml:space="preserve">active</w:t>
       </w:r>
       <w:r>
-        <w:t xml:space="preserve">.</w:t>
+        <w:t xml:space="preserve"> </w:t>
+      </w:r>
+      <w:r>
+        <w:t xml:space="preserve">διαφορετικά.</w:t>
       </w:r>
     </w:p>
     <w:p>
@@ -7385,7 +7621,7 @@
         <w:rPr>
           <w:rStyle w:val="VerbatimChar"/>
         </w:rPr>
-        <w:t xml:space="preserve">inactive</w:t>
+        <w:t xml:space="preserve">vacated</w:t>
       </w:r>
       <w:r>
         <w:t xml:space="preserve">.</w:t>
@@ -8068,10 +8304,22 @@
         <w:rPr>
           <w:rStyle w:val="VerbatimChar"/>
         </w:rPr>
-        <w:t xml:space="preserve">inactive</w:t>
-      </w:r>
-      <w:r>
-        <w:t xml:space="preserve">.</w:t>
+        <w:t xml:space="preserve">removed</w:t>
+      </w:r>
+      <w:r>
+        <w:t xml:space="preserve">. Η γραμμή κατώτερου βαθμού (που έκλεισε κατά την προαγωγή, βλ. αποκλειστικός ρόλος §5.6) επανενεργοποιείται — ή δημιουργείται γραμμή</w:t>
+      </w:r>
+      <w:r>
+        <w:t xml:space="preserve"> </w:t>
+      </w:r>
+      <w:r>
+        <w:rPr>
+          <w:rStyle w:val="VerbatimChar"/>
+        </w:rPr>
+        <w:t xml:space="preserve">reader</w:t>
+      </w:r>
+      <w:r>
+        <w:t xml:space="preserve">: το άτομο φεύγει από την ομάδα, όχι από τη βιβλιοθήκη.</w:t>
       </w:r>
       <w:r>
         <w:t xml:space="preserve"> </w:t>
@@ -9227,7 +9475,7 @@
               <w:rPr>
                 <w:rStyle w:val="VerbatimChar"/>
               </w:rPr>
-              <w:t xml:space="preserve">inactive</w:t>
+              <w:t xml:space="preserve">removed</w:t>
             </w:r>
           </w:p>
         </w:tc>
@@ -9602,10 +9850,10 @@
         <w:rPr>
           <w:rStyle w:val="VerbatimChar"/>
         </w:rPr>
-        <w:t xml:space="preserve">inactive</w:t>
-      </w:r>
-      <w:r>
-        <w:t xml:space="preserve">. Εάν είχε παράλληλη συμμετοχή</w:t>
+        <w:t xml:space="preserve">removed</w:t>
+      </w:r>
+      <w:r>
+        <w:t xml:space="preserve">. Η προηγούμενη γραμμή του</w:t>
       </w:r>
       <w:r>
         <w:t xml:space="preserve"> </w:t>
@@ -9617,7 +9865,10 @@
         <w:t xml:space="preserve">librarian</w:t>
       </w:r>
       <w:r>
-        <w:t xml:space="preserve">, αυτή παραμένει ενεργή (και το πρόσωπο «πέφτει πίσω» σε librarian). Αλλιώς, γίνεται και πάλι απλός/ή</w:t>
+        <w:t xml:space="preserve"> </w:t>
+      </w:r>
+      <w:r>
+        <w:t xml:space="preserve">— που έκλεισε κατά την προαγωγή του (αποκλειστικός ρόλος, §5.6) — επανενεργοποιείται τότε: το πρόσωπο «πέφτει πίσω» σε librarian. Εάν δεν είχε ποτέ τέτοια (άφιξη με συλλογικό άλμα), γίνεται και πάλι απλός/ή</w:t>
       </w:r>
       <w:r>
         <w:t xml:space="preserve"> </w:t>
@@ -10038,7 +10289,7 @@
         <w:rPr>
           <w:rStyle w:val="VerbatimChar"/>
         </w:rPr>
-        <w:t xml:space="preserve">inactive</w:t>
+        <w:t xml:space="preserve">vacated</w:t>
       </w:r>
       <w:r>
         <w:t xml:space="preserve">, παράκαμψη της περιόδου αναμονής. Πολιτικά, αυτό είναι συνεπές: το δικαίωμα P3 (αυτο-υποβάθμιση) είναι ανεπιφύλακτο.</w:t>
@@ -11350,7 +11601,7 @@
         <w:t xml:space="preserve">2. Πολιτική επαλήθευση</w:t>
       </w:r>
       <w:r>
-        <w:t xml:space="preserve">: υπάρχει ακόμα το συλλογικό; Θέλει να συνεχίσει να υπάρχει; Αν υπάρχουν μέλη αλλά έχουν απλώς αφήσει τις τεχνικές λειτουργίες, μπορεί να γίνει εκ νέου συνεπιλογή νέου staff εκτός ροής εργασίας.</w:t>
+        <w:t xml:space="preserve">: υπάρχει ακόμα το συλλογικό; Θέλει να συνεχίσει να υπάρχει; Αν υπάρχουν μέλη αλλά έχουν απλώς αφήσει τις τεχνικές λειτουργίες, μπορεί να ανασυγκροτηθεί συντονισμός — μέσω της συλλογικής διαδικασίας, όπως παντού.</w:t>
       </w:r>
     </w:p>
     <w:p>
@@ -11362,13 +11613,107 @@
           <w:b/>
           <w:bCs/>
         </w:rPr>
-        <w:t xml:space="preserve">3. Συνεπιλογή εκτός ροής εργασίας</w:t>
-      </w:r>
-      <w:r>
-        <w:t xml:space="preserve"> </w:t>
-      </w:r>
-      <w:r>
-        <w:t xml:space="preserve">από τον/την admin δικτύου, μέσω άμεσης SQL ή μέσω UI (ένας/μια admin δικτύου έχει το δικαίωμα να ενεργεί ως coord+ σε οποιαδήποτε βιβλιοθήκη, βλ. κεφάλαιο 2). Η συνεπιλογή εκτός ροής εργασίας πρέπει να καταγράφεται στο αρχείο ελέγχου με ρητό λόγο: «Ανάληψη συντονισμού μετά από κενό, κατόπιν επικοινωνίας με το συλλογικό στις ΗΗ/ΜΜ, από admin δικτύου X». Και — βασικό δογματικό σημείο —</w:t>
+        <w:t xml:space="preserve">3. Ανάκτηση μέσω της συλλογικής διαδικασίας</w:t>
+      </w:r>
+      <w:r>
+        <w:t xml:space="preserve"> </w:t>
+      </w:r>
+      <w:r>
+        <w:rPr>
+          <w:i/>
+          <w:iCs/>
+        </w:rPr>
+        <w:t xml:space="preserve">(από την 01/09/2026 δεν υπάρχει πλέον «συνεπιλογή εκτός ροής εργασίας»: οι άμεσες προαγωγές είναι καταδικασμένες, και για τον/την admin δικτύου)</w:t>
+      </w:r>
+      <w:r>
+        <w:t xml:space="preserve">. Ο/Η admin δικτύου έχει το δικαίωμα να</w:t>
+      </w:r>
+      <w:r>
+        <w:t xml:space="preserve"> </w:t>
+      </w:r>
+      <w:r>
+        <w:rPr>
+          <w:b/>
+          <w:bCs/>
+        </w:rPr>
+        <w:t xml:space="preserve">καταθέσει πρόταση συντονισμού</w:t>
+      </w:r>
+      <w:r>
+        <w:t xml:space="preserve"> </w:t>
+      </w:r>
+      <w:r>
+        <w:t xml:space="preserve">σε οποιαδήποτε βιβλιοθήκη (βλ. κεφάλαιο 2). Εάν απομένει ενεργός/ή</w:t>
+      </w:r>
+      <w:r>
+        <w:t xml:space="preserve"> </w:t>
+      </w:r>
+      <w:r>
+        <w:rPr>
+          <w:rStyle w:val="VerbatimChar"/>
+        </w:rPr>
+        <w:t xml:space="preserve">librarian</w:t>
+      </w:r>
+      <w:r>
+        <w:t xml:space="preserve">, η πρόταση μπορεί να τον/τη στοχεύει. Εάν απομένουν μόνο ενεργοί/ές</w:t>
+      </w:r>
+      <w:r>
+        <w:t xml:space="preserve"> </w:t>
+      </w:r>
+      <w:r>
+        <w:rPr>
+          <w:rStyle w:val="VerbatimChar"/>
+        </w:rPr>
+        <w:t xml:space="preserve">reader</w:t>
+      </w:r>
+      <w:r>
+        <w:t xml:space="preserve">, ο βατός δρόμος είναι το</w:t>
+      </w:r>
+      <w:r>
+        <w:t xml:space="preserve"> </w:t>
+      </w:r>
+      <w:r>
+        <w:rPr>
+          <w:b/>
+          <w:bCs/>
+        </w:rPr>
+        <w:t xml:space="preserve">συλλογικό άλμα</w:t>
+      </w:r>
+      <w:r>
+        <w:t xml:space="preserve">: το τοπικό συλλογικό αποφασίζει να ενεργοποιήσει τη ρύθμιση (</w:t>
+      </w:r>
+      <w:r>
+        <w:rPr>
+          <w:rStyle w:val="VerbatimChar"/>
+        </w:rPr>
+        <w:t xml:space="preserve">allow_direct_coordenador</w:t>
+      </w:r>
+      <w:r>
+        <w:t xml:space="preserve">), ο/η admin δικτύου καταθέτει την πρόταση προς ενεργό/ή reader, ισχύει η απαρτία bootstrap (1 υποστήριξη όταν η ομάδα είναι πολύ μικρή), και το πρόσωπο</w:t>
+      </w:r>
+      <w:r>
+        <w:t xml:space="preserve"> </w:t>
+      </w:r>
+      <w:r>
+        <w:rPr>
+          <w:b/>
+          <w:bCs/>
+        </w:rPr>
+        <w:t xml:space="preserve">αποδέχεται</w:t>
+      </w:r>
+      <w:r>
+        <w:t xml:space="preserve">. Τίποτα δεν γίνεται χωρίς το συλλογικό: η πρόταση εκτελεί την απόφασή του, δεν την αντικαθιστά. Η ενέργεια καταγράφεται (αρχείο ελέγχου +</w:t>
+      </w:r>
+      <w:r>
+        <w:t xml:space="preserve"> </w:t>
+      </w:r>
+      <w:r>
+        <w:rPr>
+          <w:rStyle w:val="VerbatimChar"/>
+        </w:rPr>
+        <w:t xml:space="preserve">cross_library_actions_log</w:t>
+      </w:r>
+      <w:r>
+        <w:t xml:space="preserve">), και — βασικό δογματικό σημείο —</w:t>
       </w:r>
       <w:r>
         <w:t xml:space="preserve"> </w:t>
@@ -15333,29 +15678,29 @@
               <w:pStyle w:val="Compact"/>
             </w:pPr>
             <w:r>
-              <w:t xml:space="preserve">Συνεκλογή (T1, T2)</w:t>
-            </w:r>
-          </w:p>
-        </w:tc>
-        <w:tc>
-          <w:tcPr/>
-          <w:p>
-            <w:pPr>
-              <w:pStyle w:val="Compact"/>
-            </w:pPr>
-            <w:r>
-              <w:t xml:space="preserve">✅</w:t>
-            </w:r>
-          </w:p>
-        </w:tc>
-        <w:tc>
-          <w:tcPr/>
-          <w:p>
-            <w:pPr>
-              <w:pStyle w:val="Compact"/>
-            </w:pPr>
-            <w:r>
-              <w:t xml:space="preserve">✅</w:t>
+              <w:t xml:space="preserve">Πρόταση κατατέθηκε (υποδοχή ή συντονισμός)</w:t>
+            </w:r>
+          </w:p>
+        </w:tc>
+        <w:tc>
+          <w:tcPr/>
+          <w:p>
+            <w:pPr>
+              <w:pStyle w:val="Compact"/>
+            </w:pPr>
+            <w:r>
+              <w:t xml:space="preserve">—</w:t>
+            </w:r>
+          </w:p>
+        </w:tc>
+        <w:tc>
+          <w:tcPr/>
+          <w:p>
+            <w:pPr>
+              <w:pStyle w:val="Compact"/>
+            </w:pPr>
+            <w:r>
+              <w:t xml:space="preserve">✅ προς υποστήριξη</w:t>
             </w:r>
           </w:p>
         </w:tc>
@@ -15379,29 +15724,29 @@
               <w:pStyle w:val="Compact"/>
             </w:pPr>
             <w:r>
-              <w:t xml:space="preserve">Αυτοϋποβιβασμός/ή (T3, T4)</w:t>
-            </w:r>
-          </w:p>
-        </w:tc>
-        <w:tc>
-          <w:tcPr/>
-          <w:p>
-            <w:pPr>
-              <w:pStyle w:val="Compact"/>
-            </w:pPr>
-            <w:r>
-              <w:t xml:space="preserve">✅ επιβεβαίωση</w:t>
-            </w:r>
-          </w:p>
-        </w:tc>
-        <w:tc>
-          <w:tcPr/>
-          <w:p>
-            <w:pPr>
-              <w:pStyle w:val="Compact"/>
-            </w:pPr>
-            <w:r>
-              <w:t xml:space="preserve">✅</w:t>
+              <w:t xml:space="preserve">Πρόταση έτοιμη (απαρτία επιτεύχθηκε)</w:t>
+            </w:r>
+          </w:p>
+        </w:tc>
+        <w:tc>
+          <w:tcPr/>
+          <w:p>
+            <w:pPr>
+              <w:pStyle w:val="Compact"/>
+            </w:pPr>
+            <w:r>
+              <w:t xml:space="preserve">✅ προς αποδοχή</w:t>
+            </w:r>
+          </w:p>
+        </w:tc>
+        <w:tc>
+          <w:tcPr/>
+          <w:p>
+            <w:pPr>
+              <w:pStyle w:val="Compact"/>
+            </w:pPr>
+            <w:r>
+              <w:t xml:space="preserve">—</w:t>
             </w:r>
           </w:p>
         </w:tc>
@@ -15425,18 +15770,18 @@
               <w:pStyle w:val="Compact"/>
             </w:pPr>
             <w:r>
-              <w:t xml:space="preserve">Αίτηση αποχώρησης (T5)</w:t>
-            </w:r>
-          </w:p>
-        </w:tc>
-        <w:tc>
-          <w:tcPr/>
-          <w:p>
-            <w:pPr>
-              <w:pStyle w:val="Compact"/>
-            </w:pPr>
-            <w:r>
-              <w:t xml:space="preserve">✅</w:t>
+              <w:t xml:space="preserve">Συνεκλογή ολοκληρώθηκε (αποδοχή — T1, T2, T2b)</w:t>
+            </w:r>
+          </w:p>
+        </w:tc>
+        <w:tc>
+          <w:tcPr/>
+          <w:p>
+            <w:pPr>
+              <w:pStyle w:val="Compact"/>
+            </w:pPr>
+            <w:r>
+              <w:t xml:space="preserve">✅ καλωσόρισμα</w:t>
             </w:r>
           </w:p>
         </w:tc>
@@ -15471,18 +15816,18 @@
               <w:pStyle w:val="Compact"/>
             </w:pPr>
             <w:r>
-              <w:t xml:space="preserve">Ακύρωση αιτήματος (T8)</w:t>
-            </w:r>
-          </w:p>
-        </w:tc>
-        <w:tc>
-          <w:tcPr/>
-          <w:p>
-            <w:pPr>
-              <w:pStyle w:val="Compact"/>
-            </w:pPr>
-            <w:r>
-              <w:t xml:space="preserve">✅</w:t>
+              <w:t xml:space="preserve">Αυτοϋποβιβασμός/ή (T3, T4)</w:t>
+            </w:r>
+          </w:p>
+        </w:tc>
+        <w:tc>
+          <w:tcPr/>
+          <w:p>
+            <w:pPr>
+              <w:pStyle w:val="Compact"/>
+            </w:pPr>
+            <w:r>
+              <w:t xml:space="preserve">✅ επιβεβαίωση</w:t>
             </w:r>
           </w:p>
         </w:tc>
@@ -15517,7 +15862,7 @@
               <w:pStyle w:val="Compact"/>
             </w:pPr>
             <w:r>
-              <w:t xml:space="preserve">Λήξη αναμονής (Ημέρα+7)</w:t>
+              <w:t xml:space="preserve">Αίτηση αποχώρησης (T5)</w:t>
             </w:r>
           </w:p>
         </w:tc>
@@ -15563,18 +15908,18 @@
               <w:pStyle w:val="Compact"/>
             </w:pPr>
             <w:r>
-              <w:t xml:space="preserve">Αναστολή (T6)</w:t>
-            </w:r>
-          </w:p>
-        </w:tc>
-        <w:tc>
-          <w:tcPr/>
-          <w:p>
-            <w:pPr>
-              <w:pStyle w:val="Compact"/>
-            </w:pPr>
-            <w:r>
-              <w:t xml:space="preserve">✅ επείγον</w:t>
+              <w:t xml:space="preserve">Ακύρωση αιτήματος (T8)</w:t>
+            </w:r>
+          </w:p>
+        </w:tc>
+        <w:tc>
+          <w:tcPr/>
+          <w:p>
+            <w:pPr>
+              <w:pStyle w:val="Compact"/>
+            </w:pPr>
+            <w:r>
+              <w:t xml:space="preserve">✅</w:t>
             </w:r>
           </w:p>
         </w:tc>
@@ -15609,7 +15954,7 @@
               <w:pStyle w:val="Compact"/>
             </w:pPr>
             <w:r>
-              <w:t xml:space="preserve">Άρση αναστολής (T7)</w:t>
+              <w:t xml:space="preserve">Λήξη αναμονής (Ημέρα+7)</w:t>
             </w:r>
           </w:p>
         </w:tc>
@@ -15655,29 +16000,29 @@
               <w:pStyle w:val="Compact"/>
             </w:pPr>
             <w:r>
-              <w:t xml:space="preserve">Αυτόματη αποχώρηση στους 9 μήνες (T9)</w:t>
-            </w:r>
-          </w:p>
-        </w:tc>
-        <w:tc>
-          <w:tcPr/>
-          <w:p>
-            <w:pPr>
-              <w:pStyle w:val="Compact"/>
-            </w:pPr>
-            <w:r>
-              <w:t xml:space="preserve">✅ υπενθυμίσεις + τελικό</w:t>
-            </w:r>
-          </w:p>
-        </w:tc>
-        <w:tc>
-          <w:tcPr/>
-          <w:p>
-            <w:pPr>
-              <w:pStyle w:val="Compact"/>
-            </w:pPr>
-            <w:r>
-              <w:t xml:space="preserve">✅ (μόνο τελικό)</w:t>
+              <w:t xml:space="preserve">Αναστολή (T6)</w:t>
+            </w:r>
+          </w:p>
+        </w:tc>
+        <w:tc>
+          <w:tcPr/>
+          <w:p>
+            <w:pPr>
+              <w:pStyle w:val="Compact"/>
+            </w:pPr>
+            <w:r>
+              <w:t xml:space="preserve">✅ επείγον</w:t>
+            </w:r>
+          </w:p>
+        </w:tc>
+        <w:tc>
+          <w:tcPr/>
+          <w:p>
+            <w:pPr>
+              <w:pStyle w:val="Compact"/>
+            </w:pPr>
+            <w:r>
+              <w:t xml:space="preserve">✅</w:t>
             </w:r>
           </w:p>
         </w:tc>
@@ -15701,7 +16046,7 @@
               <w:pStyle w:val="Compact"/>
             </w:pPr>
             <w:r>
-              <w:t xml:space="preserve">Ο/η τελευταίος/α συντονιστής/στρια φεύγει</w:t>
+              <w:t xml:space="preserve">Άρση αναστολής (T7)</w:t>
             </w:r>
           </w:p>
         </w:tc>
@@ -15723,18 +16068,18 @@
               <w:pStyle w:val="Compact"/>
             </w:pPr>
             <w:r>
-              <w:t xml:space="preserve">✅ (ο/η σχετικός/ή)</w:t>
-            </w:r>
-          </w:p>
-        </w:tc>
-        <w:tc>
-          <w:tcPr/>
-          <w:p>
-            <w:pPr>
-              <w:pStyle w:val="Compact"/>
-            </w:pPr>
-            <w:r>
-              <w:t xml:space="preserve">✅ ειδοποίηση</w:t>
+              <w:t xml:space="preserve">✅</w:t>
+            </w:r>
+          </w:p>
+        </w:tc>
+        <w:tc>
+          <w:tcPr/>
+          <w:p>
+            <w:pPr>
+              <w:pStyle w:val="Compact"/>
+            </w:pPr>
+            <w:r>
+              <w:t xml:space="preserve">—</w:t>
             </w:r>
           </w:p>
         </w:tc>
@@ -15747,7 +16092,29 @@
               <w:pStyle w:val="Compact"/>
             </w:pPr>
             <w:r>
-              <w:t xml:space="preserve">Συνεκλογή admin δικτύου (πρόταση)</w:t>
+              <w:t xml:space="preserve">Αυτόματη αποχώρηση στους 9 μήνες (T9)</w:t>
+            </w:r>
+          </w:p>
+        </w:tc>
+        <w:tc>
+          <w:tcPr/>
+          <w:p>
+            <w:pPr>
+              <w:pStyle w:val="Compact"/>
+            </w:pPr>
+            <w:r>
+              <w:t xml:space="preserve">✅ υπενθυμίσεις + τελικό</w:t>
+            </w:r>
+          </w:p>
+        </w:tc>
+        <w:tc>
+          <w:tcPr/>
+          <w:p>
+            <w:pPr>
+              <w:pStyle w:val="Compact"/>
+            </w:pPr>
+            <w:r>
+              <w:t xml:space="preserve">✅ (μόνο τελικό)</w:t>
             </w:r>
           </w:p>
         </w:tc>
@@ -15759,28 +16126,6 @@
             </w:pPr>
             <w:r>
               <w:t xml:space="preserve">—</w:t>
-            </w:r>
-          </w:p>
-        </w:tc>
-        <w:tc>
-          <w:tcPr/>
-          <w:p>
-            <w:pPr>
-              <w:pStyle w:val="Compact"/>
-            </w:pPr>
-            <w:r>
-              <w:t xml:space="preserve">—</w:t>
-            </w:r>
-          </w:p>
-        </w:tc>
-        <w:tc>
-          <w:tcPr/>
-          <w:p>
-            <w:pPr>
-              <w:pStyle w:val="Compact"/>
-            </w:pPr>
-            <w:r>
-              <w:t xml:space="preserve">✅</w:t>
             </w:r>
           </w:p>
         </w:tc>
@@ -15793,40 +16138,40 @@
               <w:pStyle w:val="Compact"/>
             </w:pPr>
             <w:r>
-              <w:t xml:space="preserve">Συνεκλογή admin δικτύου (επιτυχία)</w:t>
-            </w:r>
-          </w:p>
-        </w:tc>
-        <w:tc>
-          <w:tcPr/>
-          <w:p>
-            <w:pPr>
-              <w:pStyle w:val="Compact"/>
-            </w:pPr>
-            <w:r>
-              <w:t xml:space="preserve">✅ καλωσόρισμα</w:t>
-            </w:r>
-          </w:p>
-        </w:tc>
-        <w:tc>
-          <w:tcPr/>
-          <w:p>
-            <w:pPr>
-              <w:pStyle w:val="Compact"/>
-            </w:pPr>
-            <w:r>
-              <w:t xml:space="preserve">—</w:t>
-            </w:r>
-          </w:p>
-        </w:tc>
-        <w:tc>
-          <w:tcPr/>
-          <w:p>
-            <w:pPr>
-              <w:pStyle w:val="Compact"/>
-            </w:pPr>
-            <w:r>
-              <w:t xml:space="preserve">✅ περίληψη</w:t>
+              <w:t xml:space="preserve">Ο/η τελευταίος/α συντονιστής/στρια φεύγει</w:t>
+            </w:r>
+          </w:p>
+        </w:tc>
+        <w:tc>
+          <w:tcPr/>
+          <w:p>
+            <w:pPr>
+              <w:pStyle w:val="Compact"/>
+            </w:pPr>
+            <w:r>
+              <w:t xml:space="preserve">✅</w:t>
+            </w:r>
+          </w:p>
+        </w:tc>
+        <w:tc>
+          <w:tcPr/>
+          <w:p>
+            <w:pPr>
+              <w:pStyle w:val="Compact"/>
+            </w:pPr>
+            <w:r>
+              <w:t xml:space="preserve">✅ (ο/η σχετικός/ή)</w:t>
+            </w:r>
+          </w:p>
+        </w:tc>
+        <w:tc>
+          <w:tcPr/>
+          <w:p>
+            <w:pPr>
+              <w:pStyle w:val="Compact"/>
+            </w:pPr>
+            <w:r>
+              <w:t xml:space="preserve">✅ ειδοποίηση</w:t>
             </w:r>
           </w:p>
         </w:tc>
@@ -15839,18 +16184,18 @@
               <w:pStyle w:val="Compact"/>
             </w:pPr>
             <w:r>
-              <w:t xml:space="preserve">Συνεκλογή admin δικτύου (απόρριψη)</w:t>
-            </w:r>
-          </w:p>
-        </w:tc>
-        <w:tc>
-          <w:tcPr/>
-          <w:p>
-            <w:pPr>
-              <w:pStyle w:val="Compact"/>
-            </w:pPr>
-            <w:r>
-              <w:t xml:space="preserve">✅ με αιτιολόγηση</w:t>
+              <w:t xml:space="preserve">Συνεκλογή admin δικτύου (πρόταση)</w:t>
+            </w:r>
+          </w:p>
+        </w:tc>
+        <w:tc>
+          <w:tcPr/>
+          <w:p>
+            <w:pPr>
+              <w:pStyle w:val="Compact"/>
+            </w:pPr>
+            <w:r>
+              <w:t xml:space="preserve">—</w:t>
             </w:r>
           </w:p>
         </w:tc>
@@ -15885,18 +16230,18 @@
               <w:pStyle w:val="Compact"/>
             </w:pPr>
             <w:r>
-              <w:t xml:space="preserve">Συλλογική αποχώρηση admin δικτύου</w:t>
-            </w:r>
-          </w:p>
-        </w:tc>
-        <w:tc>
-          <w:tcPr/>
-          <w:p>
-            <w:pPr>
-              <w:pStyle w:val="Compact"/>
-            </w:pPr>
-            <w:r>
-              <w:t xml:space="preserve">✅</w:t>
+              <w:t xml:space="preserve">Συνεκλογή admin δικτύου (επιτυχία)</w:t>
+            </w:r>
+          </w:p>
+        </w:tc>
+        <w:tc>
+          <w:tcPr/>
+          <w:p>
+            <w:pPr>
+              <w:pStyle w:val="Compact"/>
+            </w:pPr>
+            <w:r>
+              <w:t xml:space="preserve">✅ καλωσόρισμα</w:t>
             </w:r>
           </w:p>
         </w:tc>
@@ -15918,7 +16263,7 @@
               <w:pStyle w:val="Compact"/>
             </w:pPr>
             <w:r>
-              <w:t xml:space="preserve">✅</w:t>
+              <w:t xml:space="preserve">✅ περίληψη</w:t>
             </w:r>
           </w:p>
         </w:tc>
@@ -15931,6 +16276,98 @@
               <w:pStyle w:val="Compact"/>
             </w:pPr>
             <w:r>
+              <w:t xml:space="preserve">Συνεκλογή admin δικτύου (απόρριψη)</w:t>
+            </w:r>
+          </w:p>
+        </w:tc>
+        <w:tc>
+          <w:tcPr/>
+          <w:p>
+            <w:pPr>
+              <w:pStyle w:val="Compact"/>
+            </w:pPr>
+            <w:r>
+              <w:t xml:space="preserve">✅ με αιτιολόγηση</w:t>
+            </w:r>
+          </w:p>
+        </w:tc>
+        <w:tc>
+          <w:tcPr/>
+          <w:p>
+            <w:pPr>
+              <w:pStyle w:val="Compact"/>
+            </w:pPr>
+            <w:r>
+              <w:t xml:space="preserve">—</w:t>
+            </w:r>
+          </w:p>
+        </w:tc>
+        <w:tc>
+          <w:tcPr/>
+          <w:p>
+            <w:pPr>
+              <w:pStyle w:val="Compact"/>
+            </w:pPr>
+            <w:r>
+              <w:t xml:space="preserve">✅</w:t>
+            </w:r>
+          </w:p>
+        </w:tc>
+      </w:tr>
+      <w:tr>
+        <w:tc>
+          <w:tcPr/>
+          <w:p>
+            <w:pPr>
+              <w:pStyle w:val="Compact"/>
+            </w:pPr>
+            <w:r>
+              <w:t xml:space="preserve">Συλλογική αποχώρηση admin δικτύου</w:t>
+            </w:r>
+          </w:p>
+        </w:tc>
+        <w:tc>
+          <w:tcPr/>
+          <w:p>
+            <w:pPr>
+              <w:pStyle w:val="Compact"/>
+            </w:pPr>
+            <w:r>
+              <w:t xml:space="preserve">✅</w:t>
+            </w:r>
+          </w:p>
+        </w:tc>
+        <w:tc>
+          <w:tcPr/>
+          <w:p>
+            <w:pPr>
+              <w:pStyle w:val="Compact"/>
+            </w:pPr>
+            <w:r>
+              <w:t xml:space="preserve">—</w:t>
+            </w:r>
+          </w:p>
+        </w:tc>
+        <w:tc>
+          <w:tcPr/>
+          <w:p>
+            <w:pPr>
+              <w:pStyle w:val="Compact"/>
+            </w:pPr>
+            <w:r>
+              <w:t xml:space="preserve">✅</w:t>
+            </w:r>
+          </w:p>
+        </w:tc>
+      </w:tr>
+      <w:tr>
+        <w:tc>
+          <w:tcPr/>
+          <w:p>
+            <w:pPr>
+              <w:pStyle w:val="Compact"/>
+            </w:pPr>
+            <w:r>
               <w:t xml:space="preserve">Διαθιβλιοθηκική παρέμβαση</w:t>
             </w:r>
           </w:p>
@@ -15970,6 +16407,79 @@
         </w:tc>
       </w:tr>
     </w:tbl>
+    <w:p>
+      <w:pPr>
+        <w:pStyle w:val="BodyText"/>
+      </w:pPr>
+      <w:r>
+        <w:t xml:space="preserve">Δύο διευκρινίσεις για τα email της διαδικασίας πρόσκλησης:</w:t>
+      </w:r>
+    </w:p>
+    <w:p>
+      <w:pPr>
+        <w:pStyle w:val="Compact"/>
+        <w:numPr>
+          <w:ilvl w:val="0"/>
+          <w:numId w:val="1061"/>
+        </w:numPr>
+      </w:pPr>
+      <w:r>
+        <w:rPr>
+          <w:b/>
+          <w:bCs/>
+        </w:rPr>
+        <w:t xml:space="preserve">Το να υποδεχτείς κάποιον/α και το να του/της εμπιστευτείς τον συντονισμό δεν είναι η ίδια πράξη</w:t>
+      </w:r>
+      <w:r>
+        <w:t xml:space="preserve">: τα email μιας πρότασης συντονισμού έχουν δικά τους κείμενα, διακριτά από αυτά της υποδοχής.</w:t>
+      </w:r>
+    </w:p>
+    <w:p>
+      <w:pPr>
+        <w:pStyle w:val="Compact"/>
+        <w:numPr>
+          <w:ilvl w:val="0"/>
+          <w:numId w:val="1061"/>
+        </w:numPr>
+      </w:pPr>
+      <w:r>
+        <w:rPr>
+          <w:b/>
+          <w:bCs/>
+        </w:rPr>
+        <w:t xml:space="preserve">Ένα συλλογικό άλμα λέγεται με το όνομά του</w:t>
+      </w:r>
+      <w:r>
+        <w:t xml:space="preserve">: όταν μια πρόταση συντονισμού αφορά πρόσωπο που δεν είναι ακόμα μέλος της ομάδας (άλμα</w:t>
+      </w:r>
+      <w:r>
+        <w:t xml:space="preserve"> </w:t>
+      </w:r>
+      <w:r>
+        <w:rPr>
+          <w:rStyle w:val="VerbatimChar"/>
+        </w:rPr>
+        <w:t xml:space="preserve">reader</w:t>
+      </w:r>
+      <w:r>
+        <w:t xml:space="preserve"> </w:t>
+      </w:r>
+      <w:r>
+        <w:t xml:space="preserve">→</w:t>
+      </w:r>
+      <w:r>
+        <w:t xml:space="preserve"> </w:t>
+      </w:r>
+      <w:r>
+        <w:rPr>
+          <w:rStyle w:val="VerbatimChar"/>
+        </w:rPr>
+        <w:t xml:space="preserve">coordenador</w:t>
+      </w:r>
+      <w:r>
+        <w:t xml:space="preserve">, §5.3), τα email πρότασης και αποδοχής χρησιμοποιούν ειδικές εισαγωγές που το λένε ρητά — η υποστήριξη όπως και η αποδοχή γίνονται εν γνώσει.</w:t>
+      </w:r>
+    </w:p>
     <w:bookmarkEnd w:id="149"/>
     <w:bookmarkStart w:id="150" w:name="ο-τόνος-των-email"/>
     <w:p>
@@ -16110,7 +16620,7 @@
         <w:pStyle w:val="Compact"/>
         <w:numPr>
           <w:ilvl w:val="0"/>
-          <w:numId w:val="1061"/>
+          <w:numId w:val="1062"/>
         </w:numPr>
       </w:pPr>
       <w:r>
@@ -16148,7 +16658,7 @@
         <w:pStyle w:val="Compact"/>
         <w:numPr>
           <w:ilvl w:val="0"/>
-          <w:numId w:val="1061"/>
+          <w:numId w:val="1062"/>
         </w:numPr>
       </w:pPr>
       <w:r>
@@ -16197,7 +16707,7 @@
         <w:pStyle w:val="Compact"/>
         <w:numPr>
           <w:ilvl w:val="0"/>
-          <w:numId w:val="1062"/>
+          <w:numId w:val="1063"/>
         </w:numPr>
       </w:pPr>
       <w:r>
@@ -16219,7 +16729,7 @@
         <w:pStyle w:val="Compact"/>
         <w:numPr>
           <w:ilvl w:val="0"/>
-          <w:numId w:val="1062"/>
+          <w:numId w:val="1063"/>
         </w:numPr>
       </w:pPr>
       <w:r>
@@ -16701,7 +17211,7 @@
         <w:pStyle w:val="Compact"/>
         <w:numPr>
           <w:ilvl w:val="0"/>
-          <w:numId w:val="1063"/>
+          <w:numId w:val="1064"/>
         </w:numPr>
       </w:pPr>
       <w:r>
@@ -16738,7 +17248,7 @@
         <w:pStyle w:val="Compact"/>
         <w:numPr>
           <w:ilvl w:val="0"/>
-          <w:numId w:val="1063"/>
+          <w:numId w:val="1064"/>
         </w:numPr>
       </w:pPr>
       <w:r>
@@ -16765,7 +17275,7 @@
         <w:pStyle w:val="Compact"/>
         <w:numPr>
           <w:ilvl w:val="0"/>
-          <w:numId w:val="1063"/>
+          <w:numId w:val="1064"/>
         </w:numPr>
       </w:pPr>
       <w:r>
@@ -16798,35 +17308,80 @@
         <w:t xml:space="preserve">librarian</w:t>
       </w:r>
       <w:r>
+        <w:t xml:space="preserve">. Πεδίο «Αιτιολογία»: «απόφαση Γ.Σ. 04/05» (δόγμα 1, αυστηρή αναμονή). Επιβεβαιώνει: η</w:t>
+      </w:r>
+      <w:r>
+        <w:t xml:space="preserve"> </w:t>
+      </w:r>
+      <w:r>
+        <w:rPr>
+          <w:b/>
+          <w:bCs/>
+        </w:rPr>
+        <w:t xml:space="preserve">πρόταση</w:t>
+      </w:r>
+      <w:r>
+        <w:t xml:space="preserve"> </w:t>
+      </w:r>
+      <w:r>
+        <w:t xml:space="preserve">κατατίθεται.</w:t>
+      </w:r>
+    </w:p>
+    <w:p>
+      <w:pPr>
+        <w:pStyle w:val="Compact"/>
+        <w:numPr>
+          <w:ilvl w:val="0"/>
+          <w:numId w:val="1064"/>
+        </w:numPr>
+      </w:pPr>
+      <w:r>
+        <w:t xml:space="preserve">Η Lucy (άλλη συντονίστρια) λαμβάνει το email υποστήριξης και</w:t>
+      </w:r>
+      <w:r>
+        <w:t xml:space="preserve"> </w:t>
+      </w:r>
+      <w:r>
+        <w:rPr>
+          <w:b/>
+          <w:bCs/>
+        </w:rPr>
+        <w:t xml:space="preserve">επικυρώνει</w:t>
+      </w:r>
+      <w:r>
+        <w:t xml:space="preserve"> </w:t>
+      </w:r>
+      <w:r>
+        <w:t xml:space="preserve">την πρόταση — ένα δεύτερο βλέμμα, όχι τυπικότητα.</w:t>
+      </w:r>
+    </w:p>
+    <w:p>
+      <w:pPr>
+        <w:pStyle w:val="Compact"/>
+        <w:numPr>
+          <w:ilvl w:val="0"/>
+          <w:numId w:val="1064"/>
+        </w:numPr>
+      </w:pPr>
+      <w:r>
+        <w:t xml:space="preserve">Η Voltairine λαμβάνει email: μια πρόσκληση να ενταχθεί στην ομάδα την περιμένει στον λογαριασμό της.</w:t>
+      </w:r>
+      <w:r>
+        <w:t xml:space="preserve"> </w:t>
+      </w:r>
+      <w:r>
+        <w:rPr>
+          <w:b/>
+          <w:bCs/>
+        </w:rPr>
+        <w:t xml:space="preserve">Αποδέχεται</w:t>
+      </w:r>
+      <w:r>
         <w:t xml:space="preserve">.</w:t>
       </w:r>
     </w:p>
     <w:p>
       <w:pPr>
-        <w:pStyle w:val="Compact"/>
-        <w:numPr>
-          <w:ilvl w:val="0"/>
-          <w:numId w:val="1063"/>
-        </w:numPr>
-      </w:pPr>
-      <w:r>
-        <w:t xml:space="preserve">Πεδίο «Αιτιολογία»: «απόφαση Γ.Σ. 04/05» (δόγμα 1, αυστηρή αναμονή).</w:t>
-      </w:r>
-    </w:p>
-    <w:p>
-      <w:pPr>
-        <w:pStyle w:val="Compact"/>
-        <w:numPr>
-          <w:ilvl w:val="0"/>
-          <w:numId w:val="1063"/>
-        </w:numPr>
-      </w:pPr>
-      <w:r>
-        <w:t xml:space="preserve">Επιβεβαιώνει.</w:t>
-      </w:r>
-    </w:p>
-    <w:p>
-      <w:pPr>
         <w:pStyle w:val="FirstParagraph"/>
       </w:pPr>
       <w:r>
@@ -16834,48 +17389,69 @@
           <w:b/>
           <w:bCs/>
         </w:rPr>
-        <w:t xml:space="preserve">Άμεσο αποτέλεσμα.</w:t>
-      </w:r>
-    </w:p>
-    <w:p>
-      <w:pPr>
-        <w:pStyle w:val="Compact"/>
-        <w:numPr>
-          <w:ilvl w:val="0"/>
-          <w:numId w:val="1064"/>
-        </w:numPr>
-      </w:pPr>
-      <w:r>
-        <w:t xml:space="preserve">Η Voltairine λαμβάνει email: «Γεια σου Voltairine, ορίστηκες librarian της BLMF από την Emma G. κατόπιν:</w:t>
-      </w:r>
-      <w:r>
-        <w:t xml:space="preserve"> </w:t>
-      </w:r>
-      <w:r>
-        <w:t xml:space="preserve">“απόφαση Γ.Σ. 04/05”</w:t>
-      </w:r>
-      <w:r>
-        <w:t xml:space="preserve">. Τα νέα σου δικαιώματα είναι ενεργά. Καλωσήρθες στην ομάδα.»</w:t>
-      </w:r>
-    </w:p>
-    <w:p>
-      <w:pPr>
-        <w:pStyle w:val="Compact"/>
-        <w:numPr>
-          <w:ilvl w:val="0"/>
-          <w:numId w:val="1064"/>
-        </w:numPr>
-      </w:pPr>
-      <w:r>
-        <w:t xml:space="preserve">Οι άλλες ενεργές συντονίστριες/στές της BLMF (Lucy και Piotr) λαμβάνουν ενημερωτικό email.</w:t>
-      </w:r>
-    </w:p>
-    <w:p>
-      <w:pPr>
-        <w:pStyle w:val="Compact"/>
-        <w:numPr>
-          <w:ilvl w:val="0"/>
-          <w:numId w:val="1064"/>
+        <w:t xml:space="preserve">Αποτέλεσμα κατά την αποδοχή.</w:t>
+      </w:r>
+    </w:p>
+    <w:p>
+      <w:pPr>
+        <w:pStyle w:val="Compact"/>
+        <w:numPr>
+          <w:ilvl w:val="0"/>
+          <w:numId w:val="1065"/>
+        </w:numPr>
+      </w:pPr>
+      <w:r>
+        <w:t xml:space="preserve">Η γραμμή</w:t>
+      </w:r>
+      <w:r>
+        <w:t xml:space="preserve"> </w:t>
+      </w:r>
+      <w:r>
+        <w:rPr>
+          <w:rStyle w:val="VerbatimChar"/>
+        </w:rPr>
+        <w:t xml:space="preserve">librarian</w:t>
+      </w:r>
+      <w:r>
+        <w:t xml:space="preserve"> </w:t>
+      </w:r>
+      <w:r>
+        <w:t xml:space="preserve">της Voltairine γίνεται ενεργή· η γραμμή της</w:t>
+      </w:r>
+      <w:r>
+        <w:t xml:space="preserve"> </w:t>
+      </w:r>
+      <w:r>
+        <w:rPr>
+          <w:rStyle w:val="VerbatimChar"/>
+        </w:rPr>
+        <w:t xml:space="preserve">reader</w:t>
+      </w:r>
+      <w:r>
+        <w:t xml:space="preserve"> </w:t>
+      </w:r>
+      <w:r>
+        <w:t xml:space="preserve">κλείνει (αποκλειστικός ρόλος, §5.6).</w:t>
+      </w:r>
+    </w:p>
+    <w:p>
+      <w:pPr>
+        <w:pStyle w:val="Compact"/>
+        <w:numPr>
+          <w:ilvl w:val="0"/>
+          <w:numId w:val="1065"/>
+        </w:numPr>
+      </w:pPr>
+      <w:r>
+        <w:t xml:space="preserve">Η Voltairine λαμβάνει email καλωσορίσματος· οι ενεργές συντονίστριες της BLMF (Emma, Lucy, Piotr) λαμβάνουν ενημερωτικό email.</w:t>
+      </w:r>
+    </w:p>
+    <w:p>
+      <w:pPr>
+        <w:pStyle w:val="Compact"/>
+        <w:numPr>
+          <w:ilvl w:val="0"/>
+          <w:numId w:val="1065"/>
         </w:numPr>
       </w:pPr>
       <w:r>
@@ -16888,7 +17464,53 @@
         <w:rPr>
           <w:rStyle w:val="VerbatimChar"/>
         </w:rPr>
-        <w:t xml:space="preserve">2026-05-05 14:30 — Emma G. προήγαγε την Voltairine d.C. σε librarian (αιτιολογία: απόφαση Γ.Σ. 04/05)</w:t>
+        <w:t xml:space="preserve">promoted_to_librarian</w:t>
+      </w:r>
+      <w:r>
+        <w:t xml:space="preserve">, με την πρόταση, την υποστήριξη και την αποδοχή ιχνηλατήσιμες.</w:t>
+      </w:r>
+    </w:p>
+    <w:p>
+      <w:pPr>
+        <w:pStyle w:val="FirstParagraph"/>
+      </w:pPr>
+      <w:r>
+        <w:rPr>
+          <w:b/>
+          <w:bCs/>
+        </w:rPr>
+        <w:t xml:space="preserve">Σχόλιο.</w:t>
+      </w:r>
+    </w:p>
+    <w:p>
+      <w:pPr>
+        <w:pStyle w:val="BodyText"/>
+      </w:pPr>
+      <w:r>
+        <w:t xml:space="preserve">Η πιο απλή περίπτωση. Το SIGB εκτελεί ομαλά την απόφαση της συλλογικότητας, σε τρεις χρόνους: η Emma προτείνει, η Lucy υποστηρίζει, η Voltairine αποδέχεται. Κανείς δεν αποφάσισε τίποτα μόνος/η — και η Voltairine μπαίνει στην ομάδα μόνο επειδή το</w:t>
+      </w:r>
+      <w:r>
+        <w:t xml:space="preserve"> </w:t>
+      </w:r>
+      <w:r>
+        <w:rPr>
+          <w:b/>
+          <w:bCs/>
+        </w:rPr>
+        <w:t xml:space="preserve">είπε</w:t>
+      </w:r>
+      <w:r>
+        <w:t xml:space="preserve">, στο λογισμικό όπως και στη Γ.Σ.</w:t>
+      </w:r>
+      <w:r>
+        <w:t xml:space="preserve"> </w:t>
+      </w:r>
+      <w:r>
+        <w:rPr>
+          <w:i/>
+          <w:iCs/>
+        </w:rPr>
+        <w:t xml:space="preserve">(αναμόρφωση της 01/09/2026: πριν από αυτή την ημερομηνία, η προαγωγή ήταν άμεση και στιγμιαία)</w:t>
       </w:r>
       <w:r>
         <w:t xml:space="preserve">.</w:t>
@@ -16896,29 +17518,9 @@
     </w:p>
     <w:p>
       <w:pPr>
-        <w:pStyle w:val="FirstParagraph"/>
-      </w:pPr>
-      <w:r>
-        <w:rPr>
-          <w:b/>
-          <w:bCs/>
-        </w:rPr>
-        <w:t xml:space="preserve">Σχόλιο.</w:t>
-      </w:r>
-    </w:p>
-    <w:p>
-      <w:pPr>
         <w:pStyle w:val="BodyText"/>
       </w:pPr>
       <w:r>
-        <w:t xml:space="preserve">Η πιο απλή περίπτωση. Το SIGB εκτελεί ομαλά την απόφαση της συλλογικότητας. Η Emma δεν αποφάσισε τίποτα πολιτικά — έκανε κλικ για να εκτελέσει αυτό που αποφασίστηκε εκτός λογισμικού.</w:t>
-      </w:r>
-    </w:p>
-    <w:p>
-      <w:pPr>
-        <w:pStyle w:val="BodyText"/>
-      </w:pPr>
-      <w:r>
         <w:rPr>
           <w:b/>
           <w:bCs/>
@@ -16929,7 +17531,7 @@
         <w:t xml:space="preserve"> </w:t>
       </w:r>
       <w:r>
-        <w:t xml:space="preserve">δεν επαλήθευσε ότι η Γ.Σ. πράγματι έγινε, ότι η απόφαση πράγματι ελήφθη, ότι η Voltairine πράγματι συμφωνεί. Αυτά τα πράγματα είναι</w:t>
+        <w:t xml:space="preserve">δεν επαλήθευσε ότι η Γ.Σ. πράγματι έγινε, ούτε ότι η απόφαση πράγματι ελήφθη. Αυτά τα πράγματα παραμένουν</w:t>
       </w:r>
       <w:r>
         <w:t xml:space="preserve"> </w:t>
@@ -16942,7 +17544,7 @@
         <w:t xml:space="preserve">εκτός λογισμικού</w:t>
       </w:r>
       <w:r>
-        <w:t xml:space="preserve">. Αν η Emma είχε ψευστεί για τη Γ.Σ., το SIGB δεν θα είχε δει τίποτα. Η πολιτική κουλτούρα της BLMF είναι αυτό που εμποδίζει αυτό το ψέμα (και το αρχείο το καθιστά εκ των υστέρων ιχνηλατήσιμο).</w:t>
+        <w:t xml:space="preserve">. Αν η Emma είχε ψευστεί για τη Γ.Σ., θα έπρεπε η Lucy να υποστηρίξει το ψέμα και η Voltairine να το αποδεχτεί — η διαδικασία κάνει την απάτη δαπανηρή, δεν κάνει άχρηστη την πολιτική κουλτούρα.</w:t>
       </w:r>
     </w:p>
     <w:bookmarkEnd w:id="157"/>
@@ -16990,7 +17592,7 @@
         <w:pStyle w:val="Compact"/>
         <w:numPr>
           <w:ilvl w:val="0"/>
-          <w:numId w:val="1065"/>
+          <w:numId w:val="1066"/>
         </w:numPr>
       </w:pPr>
       <w:r>
@@ -17027,7 +17629,7 @@
         <w:pStyle w:val="Compact"/>
         <w:numPr>
           <w:ilvl w:val="0"/>
-          <w:numId w:val="1065"/>
+          <w:numId w:val="1066"/>
         </w:numPr>
       </w:pPr>
       <w:r>
@@ -17064,7 +17666,7 @@
         <w:pStyle w:val="Compact"/>
         <w:numPr>
           <w:ilvl w:val="0"/>
-          <w:numId w:val="1065"/>
+          <w:numId w:val="1066"/>
         </w:numPr>
       </w:pPr>
       <w:r>
@@ -17076,7 +17678,7 @@
         <w:pStyle w:val="Compact"/>
         <w:numPr>
           <w:ilvl w:val="0"/>
-          <w:numId w:val="1065"/>
+          <w:numId w:val="1066"/>
         </w:numPr>
       </w:pPr>
       <w:r>
@@ -17088,7 +17690,7 @@
         <w:pStyle w:val="Compact"/>
         <w:numPr>
           <w:ilvl w:val="0"/>
-          <w:numId w:val="1065"/>
+          <w:numId w:val="1066"/>
         </w:numPr>
       </w:pPr>
       <w:r>
@@ -17112,7 +17714,7 @@
         <w:pStyle w:val="Compact"/>
         <w:numPr>
           <w:ilvl w:val="0"/>
-          <w:numId w:val="1066"/>
+          <w:numId w:val="1067"/>
         </w:numPr>
       </w:pPr>
       <w:r>
@@ -17140,22 +17742,25 @@
         <w:rPr>
           <w:rStyle w:val="VerbatimChar"/>
         </w:rPr>
-        <w:t xml:space="preserve">inactive</w:t>
-      </w:r>
-      <w:r>
-        <w:t xml:space="preserve">.</w:t>
-      </w:r>
-    </w:p>
-    <w:p>
-      <w:pPr>
-        <w:pStyle w:val="Compact"/>
-        <w:numPr>
-          <w:ilvl w:val="0"/>
-          <w:numId w:val="1066"/>
-        </w:numPr>
-      </w:pPr>
-      <w:r>
-        <w:t xml:space="preserve">Η membership</w:t>
+        <w:t xml:space="preserve">vacated</w:t>
+      </w:r>
+      <w:r>
+        <w:t xml:space="preserve"> </w:t>
+      </w:r>
+      <w:r>
+        <w:t xml:space="preserve">(ρόλος που εγκαταλείφθηκε εθελοντικά).</w:t>
+      </w:r>
+    </w:p>
+    <w:p>
+      <w:pPr>
+        <w:pStyle w:val="Compact"/>
+        <w:numPr>
+          <w:ilvl w:val="0"/>
+          <w:numId w:val="1067"/>
+        </w:numPr>
+      </w:pPr>
+      <w:r>
+        <w:t xml:space="preserve">Η γραμμή της</w:t>
       </w:r>
       <w:r>
         <w:t xml:space="preserve"> </w:t>
@@ -17170,27 +17775,15 @@
         <w:t xml:space="preserve"> </w:t>
       </w:r>
       <w:r>
-        <w:t xml:space="preserve">της (που υπήρχε παράλληλα) παραμένει</w:t>
-      </w:r>
-      <w:r>
-        <w:t xml:space="preserve"> </w:t>
-      </w:r>
-      <w:r>
-        <w:rPr>
-          <w:rStyle w:val="VerbatimChar"/>
-        </w:rPr>
-        <w:t xml:space="preserve">active</w:t>
-      </w:r>
-      <w:r>
-        <w:t xml:space="preserve">.</w:t>
-      </w:r>
-    </w:p>
-    <w:p>
-      <w:pPr>
-        <w:pStyle w:val="Compact"/>
-        <w:numPr>
-          <w:ilvl w:val="0"/>
-          <w:numId w:val="1066"/>
+        <w:t xml:space="preserve">— που έκλεισε κατά την προαγωγή της στον συντονισμό (αποκλειστικός ρόλος, §5.6) — επανενεργοποιείται.</w:t>
+      </w:r>
+    </w:p>
+    <w:p>
+      <w:pPr>
+        <w:pStyle w:val="Compact"/>
+        <w:numPr>
+          <w:ilvl w:val="0"/>
+          <w:numId w:val="1067"/>
         </w:numPr>
       </w:pPr>
       <w:r>
@@ -17202,7 +17795,7 @@
         <w:pStyle w:val="Compact"/>
         <w:numPr>
           <w:ilvl w:val="0"/>
-          <w:numId w:val="1066"/>
+          <w:numId w:val="1067"/>
         </w:numPr>
       </w:pPr>
       <w:r>
@@ -17214,7 +17807,7 @@
         <w:pStyle w:val="Compact"/>
         <w:numPr>
           <w:ilvl w:val="0"/>
-          <w:numId w:val="1066"/>
+          <w:numId w:val="1067"/>
         </w:numPr>
       </w:pPr>
       <w:r>
@@ -17313,7 +17906,7 @@
         <w:pStyle w:val="Compact"/>
         <w:numPr>
           <w:ilvl w:val="0"/>
-          <w:numId w:val="1067"/>
+          <w:numId w:val="1068"/>
         </w:numPr>
       </w:pPr>
       <w:r>
@@ -17350,7 +17943,7 @@
         <w:pStyle w:val="Compact"/>
         <w:numPr>
           <w:ilvl w:val="0"/>
-          <w:numId w:val="1067"/>
+          <w:numId w:val="1068"/>
         </w:numPr>
       </w:pPr>
       <w:r>
@@ -17375,7 +17968,7 @@
         <w:pStyle w:val="Compact"/>
         <w:numPr>
           <w:ilvl w:val="0"/>
-          <w:numId w:val="1067"/>
+          <w:numId w:val="1068"/>
         </w:numPr>
       </w:pPr>
       <w:r>
@@ -17387,7 +17980,7 @@
         <w:pStyle w:val="Compact"/>
         <w:numPr>
           <w:ilvl w:val="0"/>
-          <w:numId w:val="1067"/>
+          <w:numId w:val="1068"/>
         </w:numPr>
       </w:pPr>
       <w:r>
@@ -17399,7 +17992,7 @@
         <w:pStyle w:val="Compact"/>
         <w:numPr>
           <w:ilvl w:val="0"/>
-          <w:numId w:val="1067"/>
+          <w:numId w:val="1068"/>
         </w:numPr>
       </w:pPr>
       <w:r>
@@ -17423,7 +18016,7 @@
         <w:pStyle w:val="Compact"/>
         <w:numPr>
           <w:ilvl w:val="0"/>
-          <w:numId w:val="1068"/>
+          <w:numId w:val="1069"/>
         </w:numPr>
       </w:pPr>
       <w:r>
@@ -17459,7 +18052,7 @@
         <w:pStyle w:val="Compact"/>
         <w:numPr>
           <w:ilvl w:val="0"/>
-          <w:numId w:val="1068"/>
+          <w:numId w:val="1069"/>
         </w:numPr>
       </w:pPr>
       <w:r>
@@ -17481,7 +18074,7 @@
         <w:pStyle w:val="Compact"/>
         <w:numPr>
           <w:ilvl w:val="0"/>
-          <w:numId w:val="1068"/>
+          <w:numId w:val="1069"/>
         </w:numPr>
       </w:pPr>
       <w:r>
@@ -17511,7 +18104,7 @@
         <w:pStyle w:val="Compact"/>
         <w:numPr>
           <w:ilvl w:val="0"/>
-          <w:numId w:val="1068"/>
+          <w:numId w:val="1069"/>
         </w:numPr>
       </w:pPr>
       <w:r>
@@ -17523,7 +18116,7 @@
         <w:pStyle w:val="Compact"/>
         <w:numPr>
           <w:ilvl w:val="0"/>
-          <w:numId w:val="1068"/>
+          <w:numId w:val="1069"/>
         </w:numPr>
       </w:pPr>
       <w:r>
@@ -17559,7 +18152,7 @@
         <w:pStyle w:val="Compact"/>
         <w:numPr>
           <w:ilvl w:val="0"/>
-          <w:numId w:val="1069"/>
+          <w:numId w:val="1070"/>
         </w:numPr>
       </w:pPr>
       <w:r>
@@ -17571,7 +18164,7 @@
         <w:pStyle w:val="Compact"/>
         <w:numPr>
           <w:ilvl w:val="0"/>
-          <w:numId w:val="1069"/>
+          <w:numId w:val="1070"/>
         </w:numPr>
       </w:pPr>
       <w:r>
@@ -17583,7 +18176,7 @@
         <w:pStyle w:val="Compact"/>
         <w:numPr>
           <w:ilvl w:val="0"/>
-          <w:numId w:val="1069"/>
+          <w:numId w:val="1070"/>
         </w:numPr>
       </w:pPr>
       <w:r>
@@ -17595,7 +18188,7 @@
         <w:pStyle w:val="Compact"/>
         <w:numPr>
           <w:ilvl w:val="0"/>
-          <w:numId w:val="1069"/>
+          <w:numId w:val="1070"/>
         </w:numPr>
       </w:pPr>
       <w:r>
@@ -17630,7 +18223,58 @@
         <w:rPr>
           <w:rStyle w:val="VerbatimChar"/>
         </w:rPr>
-        <w:t xml:space="preserve">inactive</w:t>
+        <w:t xml:space="preserve">removed</w:t>
+      </w:r>
+      <w:r>
+        <w:t xml:space="preserve">· η γραμμή του</w:t>
+      </w:r>
+      <w:r>
+        <w:t xml:space="preserve"> </w:t>
+      </w:r>
+      <w:r>
+        <w:rPr>
+          <w:rStyle w:val="VerbatimChar"/>
+        </w:rPr>
+        <w:t xml:space="preserve">reader</w:t>
+      </w:r>
+      <w:r>
+        <w:t xml:space="preserve"> </w:t>
+      </w:r>
+      <w:r>
+        <w:t xml:space="preserve">επανενεργοποιείται (φεύγει από την ομάδα, όχι από τη βιβλιοθήκη).</w:t>
+      </w:r>
+    </w:p>
+    <w:p>
+      <w:pPr>
+        <w:pStyle w:val="Compact"/>
+        <w:numPr>
+          <w:ilvl w:val="0"/>
+          <w:numId w:val="1070"/>
+        </w:numPr>
+      </w:pPr>
+      <w:r>
+        <w:t xml:space="preserve">Τελικό email στον Karl και στη συντονιστική ομάδα.</w:t>
+      </w:r>
+    </w:p>
+    <w:p>
+      <w:pPr>
+        <w:pStyle w:val="Compact"/>
+        <w:numPr>
+          <w:ilvl w:val="0"/>
+          <w:numId w:val="1070"/>
+        </w:numPr>
+      </w:pPr>
+      <w:r>
+        <w:t xml:space="preserve">Αρχείο ελέγχου:</w:t>
+      </w:r>
+      <w:r>
+        <w:t xml:space="preserve"> </w:t>
+      </w:r>
+      <w:r>
+        <w:rPr>
+          <w:rStyle w:val="VerbatimChar"/>
+        </w:rPr>
+        <w:t xml:space="preserve">2026-05-12 — αυτόματη μετάβαση σε removed (αιτιολογία: pending_removal έληξε, cron) — actor: NULL</w:t>
       </w:r>
       <w:r>
         <w:t xml:space="preserve">.</w:t>
@@ -17638,35 +18282,51 @@
     </w:p>
     <w:p>
       <w:pPr>
-        <w:pStyle w:val="Compact"/>
-        <w:numPr>
-          <w:ilvl w:val="0"/>
-          <w:numId w:val="1069"/>
-        </w:numPr>
-      </w:pPr>
-      <w:r>
-        <w:t xml:space="preserve">Τελικό email στον Karl και στη συντονιστική ομάδα.</w:t>
-      </w:r>
-    </w:p>
-    <w:p>
-      <w:pPr>
-        <w:pStyle w:val="Compact"/>
-        <w:numPr>
-          <w:ilvl w:val="0"/>
-          <w:numId w:val="1069"/>
-        </w:numPr>
-      </w:pPr>
-      <w:r>
-        <w:t xml:space="preserve">Αρχείο ελέγχου:</w:t>
-      </w:r>
-      <w:r>
-        <w:t xml:space="preserve"> </w:t>
-      </w:r>
-      <w:r>
-        <w:rPr>
-          <w:rStyle w:val="VerbatimChar"/>
-        </w:rPr>
-        <w:t xml:space="preserve">2026-05-12 — αυτόματη μετάβαση σε ανενεργό (αιτιολογία: pending_removal έληξε, cron) — actor: NULL</w:t>
+        <w:pStyle w:val="FirstParagraph"/>
+      </w:pPr>
+      <w:r>
+        <w:rPr>
+          <w:b/>
+          <w:bCs/>
+        </w:rPr>
+        <w:t xml:space="preserve">Σχόλιο.</w:t>
+      </w:r>
+    </w:p>
+    <w:p>
+      <w:pPr>
+        <w:pStyle w:val="BodyText"/>
+      </w:pPr>
+      <w:r>
+        <w:t xml:space="preserve">Αυτή είναι η περίπτωση συλλογικού αποκλεισμού. Τρία πολιτικά σημεία να σημειώσουμε:</w:t>
+      </w:r>
+    </w:p>
+    <w:p>
+      <w:pPr>
+        <w:pStyle w:val="Compact"/>
+        <w:numPr>
+          <w:ilvl w:val="0"/>
+          <w:numId w:val="1071"/>
+        </w:numPr>
+      </w:pPr>
+      <w:r>
+        <w:rPr>
+          <w:b/>
+          <w:bCs/>
+        </w:rPr>
+        <w:t xml:space="preserve">Η αναμονή λειτούργησε ως πιθανή ασφαλιστική δικλείδα</w:t>
+      </w:r>
+      <w:r>
+        <w:t xml:space="preserve">, χωρίς να χρησιμοποιηθεί. Η Lucy και η Emma θα μπορούσαν να ακυρώσουν· δεν το έπραξαν. Το γεγονός ότι κανείς/καμία δεν ακύρωσε είναι από μόνο του μια</w:t>
+      </w:r>
+      <w:r>
+        <w:t xml:space="preserve"> </w:t>
+      </w:r>
+      <w:r>
+        <w:rPr>
+          <w:b/>
+          <w:bCs/>
+        </w:rPr>
+        <w:t xml:space="preserve">σιωπηρή διαβούλευση</w:t>
       </w:r>
       <w:r>
         <w:t xml:space="preserve">.</w:t>
@@ -17674,62 +18334,10 @@
     </w:p>
     <w:p>
       <w:pPr>
-        <w:pStyle w:val="FirstParagraph"/>
-      </w:pPr>
-      <w:r>
-        <w:rPr>
-          <w:b/>
-          <w:bCs/>
-        </w:rPr>
-        <w:t xml:space="preserve">Σχόλιο.</w:t>
-      </w:r>
-    </w:p>
-    <w:p>
-      <w:pPr>
-        <w:pStyle w:val="BodyText"/>
-      </w:pPr>
-      <w:r>
-        <w:t xml:space="preserve">Αυτή είναι η περίπτωση συλλογικού αποκλεισμού. Τρία πολιτικά σημεία να σημειώσουμε:</w:t>
-      </w:r>
-    </w:p>
-    <w:p>
-      <w:pPr>
-        <w:pStyle w:val="Compact"/>
-        <w:numPr>
-          <w:ilvl w:val="0"/>
-          <w:numId w:val="1070"/>
-        </w:numPr>
-      </w:pPr>
-      <w:r>
-        <w:rPr>
-          <w:b/>
-          <w:bCs/>
-        </w:rPr>
-        <w:t xml:space="preserve">Η αναμονή λειτούργησε ως πιθανή ασφαλιστική δικλείδα</w:t>
-      </w:r>
-      <w:r>
-        <w:t xml:space="preserve">, χωρίς να χρησιμοποιηθεί. Η Lucy και η Emma θα μπορούσαν να ακυρώσουν· δεν το έπραξαν. Το γεγονός ότι κανείς/καμία δεν ακύρωσε είναι από μόνο του μια</w:t>
-      </w:r>
-      <w:r>
-        <w:t xml:space="preserve"> </w:t>
-      </w:r>
-      <w:r>
-        <w:rPr>
-          <w:b/>
-          <w:bCs/>
-        </w:rPr>
-        <w:t xml:space="preserve">σιωπηρή διαβούλευση</w:t>
-      </w:r>
-      <w:r>
-        <w:t xml:space="preserve">.</w:t>
-      </w:r>
-    </w:p>
-    <w:p>
-      <w:pPr>
-        <w:pStyle w:val="Compact"/>
-        <w:numPr>
-          <w:ilvl w:val="0"/>
-          <w:numId w:val="1070"/>
+        <w:pStyle w:val="Compact"/>
+        <w:numPr>
+          <w:ilvl w:val="0"/>
+          <w:numId w:val="1071"/>
         </w:numPr>
       </w:pPr>
       <w:r>
@@ -17751,7 +18359,7 @@
         <w:pStyle w:val="Compact"/>
         <w:numPr>
           <w:ilvl w:val="0"/>
-          <w:numId w:val="1070"/>
+          <w:numId w:val="1071"/>
         </w:numPr>
       </w:pPr>
       <w:r>
@@ -17828,7 +18436,7 @@
         <w:pStyle w:val="Compact"/>
         <w:numPr>
           <w:ilvl w:val="0"/>
-          <w:numId w:val="1071"/>
+          <w:numId w:val="1072"/>
         </w:numPr>
       </w:pPr>
       <w:r>
@@ -17865,7 +18473,7 @@
         <w:pStyle w:val="Compact"/>
         <w:numPr>
           <w:ilvl w:val="0"/>
-          <w:numId w:val="1071"/>
+          <w:numId w:val="1072"/>
         </w:numPr>
       </w:pPr>
       <w:r>
@@ -17890,7 +18498,7 @@
         <w:pStyle w:val="Compact"/>
         <w:numPr>
           <w:ilvl w:val="0"/>
-          <w:numId w:val="1071"/>
+          <w:numId w:val="1072"/>
         </w:numPr>
       </w:pPr>
       <w:r>
@@ -17918,7 +18526,7 @@
         <w:pStyle w:val="Compact"/>
         <w:numPr>
           <w:ilvl w:val="0"/>
-          <w:numId w:val="1071"/>
+          <w:numId w:val="1072"/>
         </w:numPr>
       </w:pPr>
       <w:r>
@@ -17930,7 +18538,7 @@
         <w:pStyle w:val="Compact"/>
         <w:numPr>
           <w:ilvl w:val="0"/>
-          <w:numId w:val="1071"/>
+          <w:numId w:val="1072"/>
         </w:numPr>
       </w:pPr>
       <w:r>
@@ -17954,7 +18562,7 @@
         <w:pStyle w:val="Compact"/>
         <w:numPr>
           <w:ilvl w:val="0"/>
-          <w:numId w:val="1072"/>
+          <w:numId w:val="1073"/>
         </w:numPr>
       </w:pPr>
       <w:r>
@@ -17978,7 +18586,7 @@
         <w:pStyle w:val="Compact"/>
         <w:numPr>
           <w:ilvl w:val="0"/>
-          <w:numId w:val="1072"/>
+          <w:numId w:val="1073"/>
         </w:numPr>
       </w:pPr>
       <w:r>
@@ -18000,7 +18608,7 @@
         <w:pStyle w:val="Compact"/>
         <w:numPr>
           <w:ilvl w:val="0"/>
-          <w:numId w:val="1072"/>
+          <w:numId w:val="1073"/>
         </w:numPr>
       </w:pPr>
       <w:r>
@@ -18025,7 +18633,7 @@
         <w:pStyle w:val="Compact"/>
         <w:numPr>
           <w:ilvl w:val="0"/>
-          <w:numId w:val="1072"/>
+          <w:numId w:val="1073"/>
         </w:numPr>
       </w:pPr>
       <w:r>
@@ -18037,7 +18645,7 @@
         <w:pStyle w:val="Compact"/>
         <w:numPr>
           <w:ilvl w:val="0"/>
-          <w:numId w:val="1072"/>
+          <w:numId w:val="1073"/>
         </w:numPr>
       </w:pPr>
       <w:r>
@@ -18073,7 +18681,7 @@
         <w:pStyle w:val="Compact"/>
         <w:numPr>
           <w:ilvl w:val="0"/>
-          <w:numId w:val="1073"/>
+          <w:numId w:val="1074"/>
         </w:numPr>
       </w:pPr>
       <w:r>
@@ -18092,7 +18700,7 @@
         <w:pStyle w:val="Compact"/>
         <w:numPr>
           <w:ilvl w:val="0"/>
-          <w:numId w:val="1073"/>
+          <w:numId w:val="1074"/>
         </w:numPr>
       </w:pPr>
       <w:r>
@@ -18111,7 +18719,7 @@
         <w:pStyle w:val="Compact"/>
         <w:numPr>
           <w:ilvl w:val="0"/>
-          <w:numId w:val="1073"/>
+          <w:numId w:val="1074"/>
         </w:numPr>
       </w:pPr>
       <w:r>
@@ -18130,7 +18738,7 @@
         <w:pStyle w:val="Compact"/>
         <w:numPr>
           <w:ilvl w:val="0"/>
-          <w:numId w:val="1073"/>
+          <w:numId w:val="1074"/>
         </w:numPr>
       </w:pPr>
       <w:r>
@@ -18149,7 +18757,7 @@
         <w:pStyle w:val="Compact"/>
         <w:numPr>
           <w:ilvl w:val="0"/>
-          <w:numId w:val="1073"/>
+          <w:numId w:val="1074"/>
         </w:numPr>
       </w:pPr>
       <w:r>
@@ -18261,7 +18869,7 @@
         <w:pStyle w:val="Compact"/>
         <w:numPr>
           <w:ilvl w:val="0"/>
-          <w:numId w:val="1074"/>
+          <w:numId w:val="1075"/>
         </w:numPr>
       </w:pPr>
       <w:r>
@@ -18311,7 +18919,7 @@
         <w:pStyle w:val="Compact"/>
         <w:numPr>
           <w:ilvl w:val="0"/>
-          <w:numId w:val="1074"/>
+          <w:numId w:val="1075"/>
         </w:numPr>
       </w:pPr>
       <w:r>
@@ -18358,7 +18966,7 @@
         <w:pStyle w:val="Compact"/>
         <w:numPr>
           <w:ilvl w:val="0"/>
-          <w:numId w:val="1074"/>
+          <w:numId w:val="1075"/>
         </w:numPr>
       </w:pPr>
       <w:r>
@@ -18382,7 +18990,7 @@
         <w:pStyle w:val="Compact"/>
         <w:numPr>
           <w:ilvl w:val="0"/>
-          <w:numId w:val="1075"/>
+          <w:numId w:val="1076"/>
         </w:numPr>
       </w:pPr>
       <w:r>
@@ -18395,7 +19003,7 @@
         <w:rPr>
           <w:rStyle w:val="VerbatimChar"/>
         </w:rPr>
-        <w:t xml:space="preserve">inactive</w:t>
+        <w:t xml:space="preserve">vacated</w:t>
       </w:r>
       <w:r>
         <w:t xml:space="preserve">.</w:t>
@@ -18406,7 +19014,7 @@
         <w:pStyle w:val="Compact"/>
         <w:numPr>
           <w:ilvl w:val="0"/>
-          <w:numId w:val="1075"/>
+          <w:numId w:val="1076"/>
         </w:numPr>
       </w:pPr>
       <w:r>
@@ -18418,7 +19026,7 @@
         <w:pStyle w:val="Compact"/>
         <w:numPr>
           <w:ilvl w:val="0"/>
-          <w:numId w:val="1075"/>
+          <w:numId w:val="1076"/>
         </w:numPr>
       </w:pPr>
       <w:r>
@@ -18445,7 +19053,7 @@
         <w:pStyle w:val="Compact"/>
         <w:numPr>
           <w:ilvl w:val="0"/>
-          <w:numId w:val="1075"/>
+          <w:numId w:val="1076"/>
         </w:numPr>
       </w:pPr>
       <w:r>
@@ -18464,7 +19072,7 @@
         <w:pStyle w:val="Compact"/>
         <w:numPr>
           <w:ilvl w:val="0"/>
-          <w:numId w:val="1075"/>
+          <w:numId w:val="1076"/>
         </w:numPr>
       </w:pPr>
       <w:r>
@@ -18500,7 +19108,7 @@
         <w:pStyle w:val="Compact"/>
         <w:numPr>
           <w:ilvl w:val="0"/>
-          <w:numId w:val="1076"/>
+          <w:numId w:val="1077"/>
         </w:numPr>
       </w:pPr>
       <w:r>
@@ -18512,7 +19120,7 @@
         <w:pStyle w:val="Compact"/>
         <w:numPr>
           <w:ilvl w:val="0"/>
-          <w:numId w:val="1076"/>
+          <w:numId w:val="1077"/>
         </w:numPr>
       </w:pPr>
       <w:r>
@@ -18524,11 +19132,53 @@
         <w:pStyle w:val="Compact"/>
         <w:numPr>
           <w:ilvl w:val="0"/>
-          <w:numId w:val="1076"/>
-        </w:numPr>
-      </w:pPr>
-      <w:r>
-        <w:t xml:space="preserve">16 Μαΐου: Ο Xavier (ή άλλος/η συντονιστής/στρια BLMF που δεν υπάρχει πλέον εν προκειμένω, άρα ο Xavier στο πλαίσιο του εγκάρσιου δικαιώματός του) αναθέτει στην Voltairine τον ρόλο της coordenadora.</w:t>
+          <w:numId w:val="1077"/>
+        </w:numPr>
+      </w:pPr>
+      <w:r>
+        <w:t xml:space="preserve">16 Μαΐου: Ο Xavier, στο πλαίσιο του εγκάρσιου δικαιώματός του (δεν απομένει συντονιστής/στρια BLMF για να το κάνει),</w:t>
+      </w:r>
+      <w:r>
+        <w:t xml:space="preserve"> </w:t>
+      </w:r>
+      <w:r>
+        <w:rPr>
+          <w:b/>
+          <w:bCs/>
+        </w:rPr>
+        <w:t xml:space="preserve">καταθέτει την πρόταση συντονισμού</w:t>
+      </w:r>
+      <w:r>
+        <w:t xml:space="preserve"> </w:t>
+      </w:r>
+      <w:r>
+        <w:t xml:space="preserve">προς την Voltairine — ενεργή librarian, η προϋπόθεση T2 πληρούται. Ο Friedrich</w:t>
+      </w:r>
+      <w:r>
+        <w:t xml:space="preserve"> </w:t>
+      </w:r>
+      <w:r>
+        <w:rPr>
+          <w:b/>
+          <w:bCs/>
+        </w:rPr>
+        <w:t xml:space="preserve">υποστηρίζει</w:t>
+      </w:r>
+      <w:r>
+        <w:t xml:space="preserve">, η Voltairine</w:t>
+      </w:r>
+      <w:r>
+        <w:t xml:space="preserve"> </w:t>
+      </w:r>
+      <w:r>
+        <w:rPr>
+          <w:b/>
+          <w:bCs/>
+        </w:rPr>
+        <w:t xml:space="preserve">αποδέχεται</w:t>
+      </w:r>
+      <w:r>
+        <w:t xml:space="preserve">: ακόμα και σε ανάκτηση από admin δικτύου, η συλλογική διαδικασία εφαρμόζεται πλήρως — ο Xavier δεν μπορεί να «κατασκευάσει» μια coordenadora μόνος.</w:t>
       </w:r>
       <w:r>
         <w:t xml:space="preserve"> </w:t>
@@ -18541,7 +19191,7 @@
         <w:t xml:space="preserve">Υποχρεωτική προηγούμενη ενημέρωση</w:t>
       </w:r>
       <w:r>
-        <w:t xml:space="preserve">: ο Xavier έγραψε στον Friedrich και στην Voltairine 2 ημέρες πριν για να ανακοινώσει την ενέργεια. Μόλις ολοκληρωθεί, η ενέργεια καταγράφεται στο</w:t>
+        <w:t xml:space="preserve">: ο Xavier έγραψε στον Friedrich και στην Voltairine 2 ημέρες πριν για να ανακοινώσει την κατάθεση. Η ενέργεια καταγράφεται στο</w:t>
       </w:r>
       <w:r>
         <w:t xml:space="preserve"> </w:t>
@@ -18704,7 +19354,7 @@
         <w:pStyle w:val="Compact"/>
         <w:numPr>
           <w:ilvl w:val="0"/>
-          <w:numId w:val="1077"/>
+          <w:numId w:val="1078"/>
         </w:numPr>
       </w:pPr>
       <w:r>
@@ -18741,7 +19391,7 @@
         <w:pStyle w:val="Compact"/>
         <w:numPr>
           <w:ilvl w:val="0"/>
-          <w:numId w:val="1077"/>
+          <w:numId w:val="1078"/>
         </w:numPr>
       </w:pPr>
       <w:r>
@@ -18753,7 +19403,7 @@
         <w:pStyle w:val="Compact"/>
         <w:numPr>
           <w:ilvl w:val="0"/>
-          <w:numId w:val="1077"/>
+          <w:numId w:val="1078"/>
         </w:numPr>
       </w:pPr>
       <w:r>
@@ -18765,7 +19415,7 @@
         <w:pStyle w:val="Compact"/>
         <w:numPr>
           <w:ilvl w:val="0"/>
-          <w:numId w:val="1077"/>
+          <w:numId w:val="1078"/>
         </w:numPr>
       </w:pPr>
       <w:r>
@@ -18789,7 +19439,7 @@
         <w:pStyle w:val="Compact"/>
         <w:numPr>
           <w:ilvl w:val="0"/>
-          <w:numId w:val="1078"/>
+          <w:numId w:val="1079"/>
         </w:numPr>
       </w:pPr>
       <w:r>
@@ -18825,7 +19475,7 @@
         <w:pStyle w:val="Compact"/>
         <w:numPr>
           <w:ilvl w:val="0"/>
-          <w:numId w:val="1078"/>
+          <w:numId w:val="1079"/>
         </w:numPr>
       </w:pPr>
       <w:r>
@@ -18852,7 +19502,7 @@
         <w:pStyle w:val="Compact"/>
         <w:numPr>
           <w:ilvl w:val="0"/>
-          <w:numId w:val="1078"/>
+          <w:numId w:val="1079"/>
         </w:numPr>
       </w:pPr>
       <w:r>
@@ -18876,7 +19526,7 @@
         <w:pStyle w:val="Compact"/>
         <w:numPr>
           <w:ilvl w:val="0"/>
-          <w:numId w:val="1079"/>
+          <w:numId w:val="1080"/>
         </w:numPr>
       </w:pPr>
       <w:r>
@@ -18916,7 +19566,7 @@
         <w:pStyle w:val="Compact"/>
         <w:numPr>
           <w:ilvl w:val="0"/>
-          <w:numId w:val="1079"/>
+          <w:numId w:val="1080"/>
         </w:numPr>
       </w:pPr>
       <w:r>
@@ -18968,7 +19618,7 @@
         <w:pStyle w:val="Compact"/>
         <w:numPr>
           <w:ilvl w:val="0"/>
-          <w:numId w:val="1080"/>
+          <w:numId w:val="1081"/>
         </w:numPr>
       </w:pPr>
       <w:r>
@@ -18992,7 +19642,7 @@
         <w:pStyle w:val="Compact"/>
         <w:numPr>
           <w:ilvl w:val="0"/>
-          <w:numId w:val="1080"/>
+          <w:numId w:val="1081"/>
         </w:numPr>
       </w:pPr>
       <w:r>
@@ -19013,7 +19663,7 @@
         <w:pStyle w:val="Compact"/>
         <w:numPr>
           <w:ilvl w:val="0"/>
-          <w:numId w:val="1080"/>
+          <w:numId w:val="1081"/>
         </w:numPr>
       </w:pPr>
       <w:r>
@@ -19025,7 +19675,7 @@
         <w:pStyle w:val="Compact"/>
         <w:numPr>
           <w:ilvl w:val="0"/>
-          <w:numId w:val="1080"/>
+          <w:numId w:val="1081"/>
         </w:numPr>
       </w:pPr>
       <w:r>
@@ -19037,7 +19687,7 @@
         <w:pStyle w:val="Compact"/>
         <w:numPr>
           <w:ilvl w:val="0"/>
-          <w:numId w:val="1080"/>
+          <w:numId w:val="1081"/>
         </w:numPr>
       </w:pPr>
       <w:r>
@@ -19467,7 +20117,7 @@
         <w:rPr>
           <w:rStyle w:val="VerbatimChar"/>
         </w:rPr>
-        <w:t xml:space="preserve">inactive</w:t>
+        <w:t xml:space="preserve">removed</w:t>
       </w:r>
       <w:r>
         <w:t xml:space="preserve"> </w:t>
@@ -19539,7 +20189,23 @@
         <w:t xml:space="preserve"> </w:t>
       </w:r>
       <w:r>
-        <w:t xml:space="preserve">που εκφράζει την ένταξη ενός/μιας ατόμου σε μια βιβλιοθήκη σε έναν δεδομένο ρόλο. Ένα άτομο μπορεί να έχει πολλαπλές memberships σε μια βιβλιοθήκη (multi-membership).</w:t>
+        <w:t xml:space="preserve">που εκφράζει την ένταξη ενός/μιας ατόμου σε μια βιβλιοθήκη σε έναν δεδομένο ρόλο. Ένα άτομο μπορεί να έχει πολλές γραμμές σε μια βιβλιοθήκη (την ιστορία του/της), αλλά</w:t>
+      </w:r>
+      <w:r>
+        <w:t xml:space="preserve"> </w:t>
+      </w:r>
+      <w:r>
+        <w:rPr>
+          <w:b/>
+          <w:bCs/>
+        </w:rPr>
+        <w:t xml:space="preserve">μόνο μία ενεργή</w:t>
+      </w:r>
+      <w:r>
+        <w:t xml:space="preserve"> </w:t>
+      </w:r>
+      <w:r>
+        <w:t xml:space="preserve">κάθε φορά (αποκλειστικός ρόλος, βλ. §5.6).</w:t>
       </w:r>
     </w:p>
     <w:p>
@@ -19557,7 +20223,23 @@
         <w:t xml:space="preserve"> </w:t>
       </w:r>
       <w:r>
-        <w:t xml:space="preserve">— Δυνατότητα να υπάρχουν πολλαπλές γραμμές membership για το ίδιο άτομο στην ίδια βιβλιοθήκη, με διαφορετικούς ρόλους.</w:t>
+        <w:t xml:space="preserve">— Ιστορικό μοντέλο στο οποίο το ίδιο άτομο μπορούσε να έχει πολλαπλές</w:t>
+      </w:r>
+      <w:r>
+        <w:t xml:space="preserve"> </w:t>
+      </w:r>
+      <w:r>
+        <w:rPr>
+          <w:i/>
+          <w:iCs/>
+        </w:rPr>
+        <w:t xml:space="preserve">ενεργές</w:t>
+      </w:r>
+      <w:r>
+        <w:t xml:space="preserve"> </w:t>
+      </w:r>
+      <w:r>
+        <w:t xml:space="preserve">γραμμές membership στην ίδια βιβλιοθήκη, με διαφορετικούς ρόλους. Εγκαταλείφθηκε τον Μάιο του 2026 υπέρ του αποκλειστικού ρόλου (§5.6).</w:t>
       </w:r>
     </w:p>
     <w:p>
@@ -19883,29 +20565,447 @@
               <w:rPr>
                 <w:rStyle w:val="VerbatimChar"/>
               </w:rPr>
-              <w:t xml:space="preserve">fn_team_promote_to_librarian</w:t>
-            </w:r>
-          </w:p>
-        </w:tc>
-        <w:tc>
-          <w:tcPr/>
-          <w:p>
-            <w:pPr>
-              <w:pStyle w:val="Compact"/>
-            </w:pPr>
-            <w:r>
-              <w:t xml:space="preserve">T1</w:t>
-            </w:r>
-          </w:p>
-        </w:tc>
-        <w:tc>
-          <w:tcPr/>
-          <w:p>
-            <w:pPr>
-              <w:pStyle w:val="Compact"/>
-            </w:pPr>
-            <w:r>
-              <w:t xml:space="preserve">Συνεπιλογή</w:t>
+              <w:t xml:space="preserve">fn_team_propose_invitation</w:t>
+            </w:r>
+          </w:p>
+        </w:tc>
+        <w:tc>
+          <w:tcPr/>
+          <w:p>
+            <w:pPr>
+              <w:pStyle w:val="Compact"/>
+            </w:pPr>
+            <w:r>
+              <w:t xml:space="preserve">T1, T2, T2b</w:t>
+            </w:r>
+          </w:p>
+        </w:tc>
+        <w:tc>
+          <w:tcPr/>
+          <w:p>
+            <w:pPr>
+              <w:pStyle w:val="Compact"/>
+            </w:pPr>
+            <w:r>
+              <w:t xml:space="preserve">Κατάθεση πρότασης (υποδοχή ή συντονισμός)</w:t>
+            </w:r>
+          </w:p>
+        </w:tc>
+      </w:tr>
+      <w:tr>
+        <w:tc>
+          <w:tcPr/>
+          <w:p>
+            <w:pPr>
+              <w:pStyle w:val="Compact"/>
+            </w:pPr>
+            <w:r>
+              <w:rPr>
+                <w:rStyle w:val="VerbatimChar"/>
+              </w:rPr>
+              <w:t xml:space="preserve">fn_team_ratify_invitation</w:t>
+            </w:r>
+          </w:p>
+        </w:tc>
+        <w:tc>
+          <w:tcPr/>
+          <w:p>
+            <w:pPr>
+              <w:pStyle w:val="Compact"/>
+            </w:pPr>
+            <w:r>
+              <w:t xml:space="preserve">T1, T2, T2b</w:t>
+            </w:r>
+          </w:p>
+        </w:tc>
+        <w:tc>
+          <w:tcPr/>
+          <w:p>
+            <w:pPr>
+              <w:pStyle w:val="Compact"/>
+            </w:pPr>
+            <w:r>
+              <w:t xml:space="preserve">Υποστήριξη πρότασης (απαρτία)</w:t>
+            </w:r>
+          </w:p>
+        </w:tc>
+      </w:tr>
+      <w:tr>
+        <w:tc>
+          <w:tcPr/>
+          <w:p>
+            <w:pPr>
+              <w:pStyle w:val="Compact"/>
+            </w:pPr>
+            <w:r>
+              <w:rPr>
+                <w:rStyle w:val="VerbatimChar"/>
+              </w:rPr>
+              <w:t xml:space="preserve">fn_team_accept_invitation</w:t>
+            </w:r>
+          </w:p>
+        </w:tc>
+        <w:tc>
+          <w:tcPr/>
+          <w:p>
+            <w:pPr>
+              <w:pStyle w:val="Compact"/>
+            </w:pPr>
+            <w:r>
+              <w:t xml:space="preserve">T1, T2, T2b</w:t>
+            </w:r>
+          </w:p>
+        </w:tc>
+        <w:tc>
+          <w:tcPr/>
+          <w:p>
+            <w:pPr>
+              <w:pStyle w:val="Compact"/>
+            </w:pPr>
+            <w:r>
+              <w:t xml:space="preserve">Αποδοχή του φορτίου — αυτή η κίνηση προάγει</w:t>
+            </w:r>
+          </w:p>
+        </w:tc>
+      </w:tr>
+      <w:tr>
+        <w:tc>
+          <w:tcPr/>
+          <w:p>
+            <w:pPr>
+              <w:pStyle w:val="Compact"/>
+            </w:pPr>
+            <w:r>
+              <w:rPr>
+                <w:rStyle w:val="VerbatimChar"/>
+              </w:rPr>
+              <w:t xml:space="preserve">fn_team_decline_invitation</w:t>
+            </w:r>
+          </w:p>
+        </w:tc>
+        <w:tc>
+          <w:tcPr/>
+          <w:p>
+            <w:pPr>
+              <w:pStyle w:val="Compact"/>
+            </w:pPr>
+            <w:r>
+              <w:t xml:space="preserve">T1, T2, T2b</w:t>
+            </w:r>
+          </w:p>
+        </w:tc>
+        <w:tc>
+          <w:tcPr/>
+          <w:p>
+            <w:pPr>
+              <w:pStyle w:val="Compact"/>
+            </w:pPr>
+            <w:r>
+              <w:t xml:space="preserve">Άρνηση του φορτίου (δεν κοστίζει τίποτα)</w:t>
+            </w:r>
+          </w:p>
+        </w:tc>
+      </w:tr>
+      <w:tr>
+        <w:tc>
+          <w:tcPr/>
+          <w:p>
+            <w:pPr>
+              <w:pStyle w:val="Compact"/>
+            </w:pPr>
+            <w:r>
+              <w:rPr>
+                <w:rStyle w:val="VerbatimChar"/>
+              </w:rPr>
+              <w:t xml:space="preserve">fn_team_revoke_invitation</w:t>
+            </w:r>
+          </w:p>
+        </w:tc>
+        <w:tc>
+          <w:tcPr/>
+          <w:p>
+            <w:pPr>
+              <w:pStyle w:val="Compact"/>
+            </w:pPr>
+            <w:r>
+              <w:t xml:space="preserve">T1, T2, T2b</w:t>
+            </w:r>
+          </w:p>
+        </w:tc>
+        <w:tc>
+          <w:tcPr/>
+          <w:p>
+            <w:pPr>
+              <w:pStyle w:val="Compact"/>
+            </w:pPr>
+            <w:r>
+              <w:t xml:space="preserve">Ανάκληση πρότασης που κατατέθηκε κατά λάθος</w:t>
+            </w:r>
+          </w:p>
+        </w:tc>
+      </w:tr>
+      <w:tr>
+        <w:tc>
+          <w:tcPr/>
+          <w:p>
+            <w:pPr>
+              <w:pStyle w:val="Compact"/>
+            </w:pPr>
+            <w:r>
+              <w:rPr>
+                <w:rStyle w:val="VerbatimChar"/>
+              </w:rPr>
+              <w:t xml:space="preserve">fn_team_expire_invitations</w:t>
+            </w:r>
+          </w:p>
+        </w:tc>
+        <w:tc>
+          <w:tcPr/>
+          <w:p>
+            <w:pPr>
+              <w:pStyle w:val="Compact"/>
+            </w:pPr>
+            <w:r>
+              <w:t xml:space="preserve">T1, T2, T2b</w:t>
+            </w:r>
+          </w:p>
+        </w:tc>
+        <w:tc>
+          <w:tcPr/>
+          <w:p>
+            <w:pPr>
+              <w:pStyle w:val="Compact"/>
+            </w:pPr>
+            <w:r>
+              <w:t xml:space="preserve">Cron: λήξη των προτάσεων (30 ημέρες)</w:t>
+            </w:r>
+          </w:p>
+        </w:tc>
+      </w:tr>
+      <w:tr>
+        <w:tc>
+          <w:tcPr/>
+          <w:p>
+            <w:pPr>
+              <w:pStyle w:val="Compact"/>
+            </w:pPr>
+            <w:r>
+              <w:rPr>
+                <w:rStyle w:val="VerbatimChar"/>
+              </w:rPr>
+              <w:t xml:space="preserve">fn_team_self_demote</w:t>
+            </w:r>
+          </w:p>
+        </w:tc>
+        <w:tc>
+          <w:tcPr/>
+          <w:p>
+            <w:pPr>
+              <w:pStyle w:val="Compact"/>
+            </w:pPr>
+            <w:r>
+              <w:t xml:space="preserve">T3, T4</w:t>
+            </w:r>
+          </w:p>
+        </w:tc>
+        <w:tc>
+          <w:tcPr/>
+          <w:p>
+            <w:pPr>
+              <w:pStyle w:val="Compact"/>
+            </w:pPr>
+            <w:r>
+              <w:t xml:space="preserve">Αυτο-υποβάθμιση («παραδίδω τη σκυτάλη»)</w:t>
+            </w:r>
+          </w:p>
+        </w:tc>
+      </w:tr>
+      <w:tr>
+        <w:tc>
+          <w:tcPr/>
+          <w:p>
+            <w:pPr>
+              <w:pStyle w:val="Compact"/>
+            </w:pPr>
+            <w:r>
+              <w:rPr>
+                <w:rStyle w:val="VerbatimChar"/>
+              </w:rPr>
+              <w:t xml:space="preserve">fn_team_request_remove_member</w:t>
+            </w:r>
+          </w:p>
+        </w:tc>
+        <w:tc>
+          <w:tcPr/>
+          <w:p>
+            <w:pPr>
+              <w:pStyle w:val="Compact"/>
+            </w:pPr>
+            <w:r>
+              <w:t xml:space="preserve">T5</w:t>
+            </w:r>
+          </w:p>
+        </w:tc>
+        <w:tc>
+          <w:tcPr/>
+          <w:p>
+            <w:pPr>
+              <w:pStyle w:val="Compact"/>
+            </w:pPr>
+            <w:r>
+              <w:t xml:space="preserve">Αίτημα αποχώρησης με αναμονή 7 ημερών</w:t>
+            </w:r>
+          </w:p>
+        </w:tc>
+      </w:tr>
+      <w:tr>
+        <w:tc>
+          <w:tcPr/>
+          <w:p>
+            <w:pPr>
+              <w:pStyle w:val="Compact"/>
+            </w:pPr>
+            <w:r>
+              <w:rPr>
+                <w:rStyle w:val="VerbatimChar"/>
+              </w:rPr>
+              <w:t xml:space="preserve">fn_team_cancel_remove_member</w:t>
+            </w:r>
+          </w:p>
+        </w:tc>
+        <w:tc>
+          <w:tcPr/>
+          <w:p>
+            <w:pPr>
+              <w:pStyle w:val="Compact"/>
+            </w:pPr>
+            <w:r>
+              <w:t xml:space="preserve">T8</w:t>
+            </w:r>
+          </w:p>
+        </w:tc>
+        <w:tc>
+          <w:tcPr/>
+          <w:p>
+            <w:pPr>
+              <w:pStyle w:val="Compact"/>
+            </w:pPr>
+            <w:r>
+              <w:t xml:space="preserve">Ακύρωση αιτήματος αποχώρησης</w:t>
+            </w:r>
+          </w:p>
+        </w:tc>
+      </w:tr>
+      <w:tr>
+        <w:tc>
+          <w:tcPr/>
+          <w:p>
+            <w:pPr>
+              <w:pStyle w:val="Compact"/>
+            </w:pPr>
+            <w:r>
+              <w:rPr>
+                <w:rStyle w:val="VerbatimChar"/>
+              </w:rPr>
+              <w:t xml:space="preserve">fn_team_suspend_member</w:t>
+            </w:r>
+          </w:p>
+        </w:tc>
+        <w:tc>
+          <w:tcPr/>
+          <w:p>
+            <w:pPr>
+              <w:pStyle w:val="Compact"/>
+            </w:pPr>
+            <w:r>
+              <w:t xml:space="preserve">T6</w:t>
+            </w:r>
+          </w:p>
+        </w:tc>
+        <w:tc>
+          <w:tcPr/>
+          <w:p>
+            <w:pPr>
+              <w:pStyle w:val="Compact"/>
+            </w:pPr>
+            <w:r>
+              <w:t xml:space="preserve">Άμεση αναστολή (προληπτικό μέτρο)</w:t>
+            </w:r>
+          </w:p>
+        </w:tc>
+      </w:tr>
+      <w:tr>
+        <w:tc>
+          <w:tcPr/>
+          <w:p>
+            <w:pPr>
+              <w:pStyle w:val="Compact"/>
+            </w:pPr>
+            <w:r>
+              <w:rPr>
+                <w:rStyle w:val="VerbatimChar"/>
+              </w:rPr>
+              <w:t xml:space="preserve">fn_team_unsuspend_member</w:t>
+            </w:r>
+          </w:p>
+        </w:tc>
+        <w:tc>
+          <w:tcPr/>
+          <w:p>
+            <w:pPr>
+              <w:pStyle w:val="Compact"/>
+            </w:pPr>
+            <w:r>
+              <w:t xml:space="preserve">T7</w:t>
+            </w:r>
+          </w:p>
+        </w:tc>
+        <w:tc>
+          <w:tcPr/>
+          <w:p>
+            <w:pPr>
+              <w:pStyle w:val="Compact"/>
+            </w:pPr>
+            <w:r>
+              <w:t xml:space="preserve">Άρση αναστολής</w:t>
+            </w:r>
+          </w:p>
+        </w:tc>
+      </w:tr>
+      <w:tr>
+        <w:tc>
+          <w:tcPr/>
+          <w:p>
+            <w:pPr>
+              <w:pStyle w:val="Compact"/>
+            </w:pPr>
+            <w:r>
+              <w:rPr>
+                <w:rStyle w:val="VerbatimChar"/>
+              </w:rPr>
+              <w:t xml:space="preserve">fn_validate_physical_account</w:t>
+            </w:r>
+          </w:p>
+        </w:tc>
+        <w:tc>
+          <w:tcPr/>
+          <w:p>
+            <w:pPr>
+              <w:pStyle w:val="Compact"/>
+            </w:pPr>
+            <w:r>
+              <w:t xml:space="preserve">—</w:t>
+            </w:r>
+          </w:p>
+        </w:tc>
+        <w:tc>
+          <w:tcPr/>
+          <w:p>
+            <w:pPr>
+              <w:pStyle w:val="Compact"/>
+            </w:pPr>
+            <w:r>
+              <w:t xml:space="preserve">Φυσική επικύρωση λογαριασμού</w:t>
             </w:r>
             <w:r>
               <w:t xml:space="preserve"> </w:t>
@@ -19916,320 +21016,6 @@
               </w:rPr>
               <w:t xml:space="preserve">reader</w:t>
             </w:r>
-            <w:r>
-              <w:t xml:space="preserve"> </w:t>
-            </w:r>
-            <w:r>
-              <w:t xml:space="preserve">→</w:t>
-            </w:r>
-            <w:r>
-              <w:t xml:space="preserve"> </w:t>
-            </w:r>
-            <w:r>
-              <w:rPr>
-                <w:rStyle w:val="VerbatimChar"/>
-              </w:rPr>
-              <w:t xml:space="preserve">librarian</w:t>
-            </w:r>
-          </w:p>
-        </w:tc>
-      </w:tr>
-      <w:tr>
-        <w:tc>
-          <w:tcPr/>
-          <w:p>
-            <w:pPr>
-              <w:pStyle w:val="Compact"/>
-            </w:pPr>
-            <w:r>
-              <w:rPr>
-                <w:rStyle w:val="VerbatimChar"/>
-              </w:rPr>
-              <w:t xml:space="preserve">fn_team_promote_to_coordenador</w:t>
-            </w:r>
-          </w:p>
-        </w:tc>
-        <w:tc>
-          <w:tcPr/>
-          <w:p>
-            <w:pPr>
-              <w:pStyle w:val="Compact"/>
-            </w:pPr>
-            <w:r>
-              <w:t xml:space="preserve">T2</w:t>
-            </w:r>
-          </w:p>
-        </w:tc>
-        <w:tc>
-          <w:tcPr/>
-          <w:p>
-            <w:pPr>
-              <w:pStyle w:val="Compact"/>
-            </w:pPr>
-            <w:r>
-              <w:t xml:space="preserve">Συνεπιλογή</w:t>
-            </w:r>
-            <w:r>
-              <w:t xml:space="preserve"> </w:t>
-            </w:r>
-            <w:r>
-              <w:rPr>
-                <w:rStyle w:val="VerbatimChar"/>
-              </w:rPr>
-              <w:t xml:space="preserve">librarian</w:t>
-            </w:r>
-            <w:r>
-              <w:t xml:space="preserve"> </w:t>
-            </w:r>
-            <w:r>
-              <w:t xml:space="preserve">→</w:t>
-            </w:r>
-            <w:r>
-              <w:t xml:space="preserve"> </w:t>
-            </w:r>
-            <w:r>
-              <w:rPr>
-                <w:rStyle w:val="VerbatimChar"/>
-              </w:rPr>
-              <w:t xml:space="preserve">coordenador</w:t>
-            </w:r>
-          </w:p>
-        </w:tc>
-      </w:tr>
-      <w:tr>
-        <w:tc>
-          <w:tcPr/>
-          <w:p>
-            <w:pPr>
-              <w:pStyle w:val="Compact"/>
-            </w:pPr>
-            <w:r>
-              <w:rPr>
-                <w:rStyle w:val="VerbatimChar"/>
-              </w:rPr>
-              <w:t xml:space="preserve">fn_team_self_demote</w:t>
-            </w:r>
-          </w:p>
-        </w:tc>
-        <w:tc>
-          <w:tcPr/>
-          <w:p>
-            <w:pPr>
-              <w:pStyle w:val="Compact"/>
-            </w:pPr>
-            <w:r>
-              <w:t xml:space="preserve">T3, T4</w:t>
-            </w:r>
-          </w:p>
-        </w:tc>
-        <w:tc>
-          <w:tcPr/>
-          <w:p>
-            <w:pPr>
-              <w:pStyle w:val="Compact"/>
-            </w:pPr>
-            <w:r>
-              <w:t xml:space="preserve">Αυτο-υποβάθμιση («παραδίδω τη σκυτάλη»)</w:t>
-            </w:r>
-          </w:p>
-        </w:tc>
-      </w:tr>
-      <w:tr>
-        <w:tc>
-          <w:tcPr/>
-          <w:p>
-            <w:pPr>
-              <w:pStyle w:val="Compact"/>
-            </w:pPr>
-            <w:r>
-              <w:rPr>
-                <w:rStyle w:val="VerbatimChar"/>
-              </w:rPr>
-              <w:t xml:space="preserve">fn_team_request_remove_member</w:t>
-            </w:r>
-          </w:p>
-        </w:tc>
-        <w:tc>
-          <w:tcPr/>
-          <w:p>
-            <w:pPr>
-              <w:pStyle w:val="Compact"/>
-            </w:pPr>
-            <w:r>
-              <w:t xml:space="preserve">T5</w:t>
-            </w:r>
-          </w:p>
-        </w:tc>
-        <w:tc>
-          <w:tcPr/>
-          <w:p>
-            <w:pPr>
-              <w:pStyle w:val="Compact"/>
-            </w:pPr>
-            <w:r>
-              <w:t xml:space="preserve">Αίτημα αποχώρησης με αναμονή 7 ημερών</w:t>
-            </w:r>
-          </w:p>
-        </w:tc>
-      </w:tr>
-      <w:tr>
-        <w:tc>
-          <w:tcPr/>
-          <w:p>
-            <w:pPr>
-              <w:pStyle w:val="Compact"/>
-            </w:pPr>
-            <w:r>
-              <w:rPr>
-                <w:rStyle w:val="VerbatimChar"/>
-              </w:rPr>
-              <w:t xml:space="preserve">fn_team_cancel_remove_member</w:t>
-            </w:r>
-          </w:p>
-        </w:tc>
-        <w:tc>
-          <w:tcPr/>
-          <w:p>
-            <w:pPr>
-              <w:pStyle w:val="Compact"/>
-            </w:pPr>
-            <w:r>
-              <w:t xml:space="preserve">T8</w:t>
-            </w:r>
-          </w:p>
-        </w:tc>
-        <w:tc>
-          <w:tcPr/>
-          <w:p>
-            <w:pPr>
-              <w:pStyle w:val="Compact"/>
-            </w:pPr>
-            <w:r>
-              <w:t xml:space="preserve">Ακύρωση αιτήματος αποχώρησης</w:t>
-            </w:r>
-          </w:p>
-        </w:tc>
-      </w:tr>
-      <w:tr>
-        <w:tc>
-          <w:tcPr/>
-          <w:p>
-            <w:pPr>
-              <w:pStyle w:val="Compact"/>
-            </w:pPr>
-            <w:r>
-              <w:rPr>
-                <w:rStyle w:val="VerbatimChar"/>
-              </w:rPr>
-              <w:t xml:space="preserve">fn_team_suspend_member</w:t>
-            </w:r>
-          </w:p>
-        </w:tc>
-        <w:tc>
-          <w:tcPr/>
-          <w:p>
-            <w:pPr>
-              <w:pStyle w:val="Compact"/>
-            </w:pPr>
-            <w:r>
-              <w:t xml:space="preserve">T6</w:t>
-            </w:r>
-          </w:p>
-        </w:tc>
-        <w:tc>
-          <w:tcPr/>
-          <w:p>
-            <w:pPr>
-              <w:pStyle w:val="Compact"/>
-            </w:pPr>
-            <w:r>
-              <w:t xml:space="preserve">Άμεση αναστολή (προληπτικό μέτρο)</w:t>
-            </w:r>
-          </w:p>
-        </w:tc>
-      </w:tr>
-      <w:tr>
-        <w:tc>
-          <w:tcPr/>
-          <w:p>
-            <w:pPr>
-              <w:pStyle w:val="Compact"/>
-            </w:pPr>
-            <w:r>
-              <w:rPr>
-                <w:rStyle w:val="VerbatimChar"/>
-              </w:rPr>
-              <w:t xml:space="preserve">fn_team_unsuspend_member</w:t>
-            </w:r>
-          </w:p>
-        </w:tc>
-        <w:tc>
-          <w:tcPr/>
-          <w:p>
-            <w:pPr>
-              <w:pStyle w:val="Compact"/>
-            </w:pPr>
-            <w:r>
-              <w:t xml:space="preserve">T7</w:t>
-            </w:r>
-          </w:p>
-        </w:tc>
-        <w:tc>
-          <w:tcPr/>
-          <w:p>
-            <w:pPr>
-              <w:pStyle w:val="Compact"/>
-            </w:pPr>
-            <w:r>
-              <w:t xml:space="preserve">Άρση αναστολής</w:t>
-            </w:r>
-          </w:p>
-        </w:tc>
-      </w:tr>
-      <w:tr>
-        <w:tc>
-          <w:tcPr/>
-          <w:p>
-            <w:pPr>
-              <w:pStyle w:val="Compact"/>
-            </w:pPr>
-            <w:r>
-              <w:rPr>
-                <w:rStyle w:val="VerbatimChar"/>
-              </w:rPr>
-              <w:t xml:space="preserve">fn_validate_physical_account</w:t>
-            </w:r>
-          </w:p>
-        </w:tc>
-        <w:tc>
-          <w:tcPr/>
-          <w:p>
-            <w:pPr>
-              <w:pStyle w:val="Compact"/>
-            </w:pPr>
-            <w:r>
-              <w:t xml:space="preserve">—</w:t>
-            </w:r>
-          </w:p>
-        </w:tc>
-        <w:tc>
-          <w:tcPr/>
-          <w:p>
-            <w:pPr>
-              <w:pStyle w:val="Compact"/>
-            </w:pPr>
-            <w:r>
-              <w:t xml:space="preserve">Φυσική επικύρωση λογαριασμού</w:t>
-            </w:r>
-            <w:r>
-              <w:t xml:space="preserve"> </w:t>
-            </w:r>
-            <w:r>
-              <w:rPr>
-                <w:rStyle w:val="VerbatimChar"/>
-              </w:rPr>
-              <w:t xml:space="preserve">reader</w:t>
-            </w:r>
           </w:p>
         </w:tc>
       </w:tr>
@@ -20275,7 +21061,7 @@
               <w:rPr>
                 <w:rStyle w:val="VerbatimChar"/>
               </w:rPr>
-              <w:t xml:space="preserve">inactive</w:t>
+              <w:t xml:space="preserve">removed</w:t>
             </w:r>
             <w:r>
               <w:t xml:space="preserve"> </w:t>
@@ -20325,6 +21111,128 @@
         </w:tc>
       </w:tr>
     </w:tbl>
+    <w:p>
+      <w:pPr>
+        <w:pStyle w:val="BodyText"/>
+      </w:pPr>
+      <w:r>
+        <w:rPr>
+          <w:i/>
+          <w:iCs/>
+        </w:rPr>
+        <w:t xml:space="preserve">Οι παλιές άμεσες προαγωγές</w:t>
+      </w:r>
+      <w:r>
+        <w:rPr>
+          <w:i/>
+          <w:iCs/>
+        </w:rPr>
+        <w:t xml:space="preserve"> </w:t>
+      </w:r>
+      <w:r>
+        <w:rPr>
+          <w:rStyle w:val="VerbatimChar"/>
+          <w:i/>
+          <w:iCs/>
+        </w:rPr>
+        <w:t xml:space="preserve">fn_team_promote_to_librarian</w:t>
+      </w:r>
+      <w:r>
+        <w:rPr>
+          <w:i/>
+          <w:iCs/>
+        </w:rPr>
+        <w:t xml:space="preserve"> </w:t>
+      </w:r>
+      <w:r>
+        <w:rPr>
+          <w:i/>
+          <w:iCs/>
+        </w:rPr>
+        <w:t xml:space="preserve">και</w:t>
+      </w:r>
+      <w:r>
+        <w:rPr>
+          <w:i/>
+          <w:iCs/>
+        </w:rPr>
+        <w:t xml:space="preserve"> </w:t>
+      </w:r>
+      <w:r>
+        <w:rPr>
+          <w:rStyle w:val="VerbatimChar"/>
+          <w:i/>
+          <w:iCs/>
+        </w:rPr>
+        <w:t xml:space="preserve">fn_team_promote_to_coordenador</w:t>
+      </w:r>
+      <w:r>
+        <w:rPr>
+          <w:i/>
+          <w:iCs/>
+        </w:rPr>
+        <w:t xml:space="preserve"> </w:t>
+      </w:r>
+      <w:r>
+        <w:rPr>
+          <w:i/>
+          <w:iCs/>
+        </w:rPr>
+        <w:t xml:space="preserve">είναι</w:t>
+      </w:r>
+      <w:r>
+        <w:rPr>
+          <w:i/>
+          <w:iCs/>
+        </w:rPr>
+        <w:t xml:space="preserve"> </w:t>
+      </w:r>
+      <w:r>
+        <w:rPr>
+          <w:b/>
+          <w:bCs/>
+          <w:i/>
+          <w:iCs/>
+        </w:rPr>
+        <w:t xml:space="preserve">καταδικασμένες</w:t>
+      </w:r>
+      <w:r>
+        <w:rPr>
+          <w:i/>
+          <w:iCs/>
+        </w:rPr>
+        <w:t xml:space="preserve"> </w:t>
+      </w:r>
+      <w:r>
+        <w:rPr>
+          <w:i/>
+          <w:iCs/>
+        </w:rPr>
+        <w:t xml:space="preserve">(26/08 και 01/09/2026): αρνούνται με</w:t>
+      </w:r>
+      <w:r>
+        <w:rPr>
+          <w:i/>
+          <w:iCs/>
+        </w:rPr>
+        <w:t xml:space="preserve"> </w:t>
+      </w:r>
+      <w:r>
+        <w:rPr>
+          <w:rStyle w:val="VerbatimChar"/>
+          <w:i/>
+          <w:iCs/>
+        </w:rPr>
+        <w:t xml:space="preserve">collegiality_required</w:t>
+      </w:r>
+      <w:r>
+        <w:rPr>
+          <w:i/>
+          <w:iCs/>
+        </w:rPr>
+        <w:t xml:space="preserve">, δείχνοντας τον δρόμο σε τρεις χρόνους. Εμφανίζονται εδώ μόνο για να μην θεωρηθεί το όνομά τους, αν βρεθεί σε παλιό έγγραφο, ενεργός δρόμος.</w:t>
+      </w:r>
+    </w:p>
     <w:bookmarkEnd w:id="166"/>
     <w:bookmarkStart w:id="167" w:name="συναρτήσεις-διαχειριστήστριας-δικτύου"/>
     <w:p>
@@ -21527,7 +22435,7 @@
         <w:pStyle w:val="Compact"/>
         <w:numPr>
           <w:ilvl w:val="0"/>
-          <w:numId w:val="1081"/>
+          <w:numId w:val="1082"/>
         </w:numPr>
       </w:pPr>
       <w:r>
@@ -21548,7 +22456,7 @@
         <w:pStyle w:val="Compact"/>
         <w:numPr>
           <w:ilvl w:val="0"/>
-          <w:numId w:val="1081"/>
+          <w:numId w:val="1082"/>
         </w:numPr>
       </w:pPr>
       <w:r>
@@ -21569,7 +22477,7 @@
         <w:pStyle w:val="Compact"/>
         <w:numPr>
           <w:ilvl w:val="0"/>
-          <w:numId w:val="1081"/>
+          <w:numId w:val="1082"/>
         </w:numPr>
       </w:pPr>
       <w:r>
@@ -21590,7 +22498,7 @@
         <w:pStyle w:val="Compact"/>
         <w:numPr>
           <w:ilvl w:val="0"/>
-          <w:numId w:val="1081"/>
+          <w:numId w:val="1082"/>
         </w:numPr>
       </w:pPr>
       <w:r>
@@ -22438,6 +23346,9 @@
     <w:abstractNumId w:val="991"/>
   </w:num>
   <w:num w:numId="1063">
+    <w:abstractNumId w:val="991"/>
+  </w:num>
+  <w:num w:numId="1064">
     <w:abstractNumId w:val="99411"/>
     <w:lvlOverride w:ilvl="0">
       <w:startOverride w:val="1"/>
@@ -22467,10 +23378,10 @@
       <w:startOverride w:val="1"/>
     </w:lvlOverride>
   </w:num>
-  <w:num w:numId="1064">
+  <w:num w:numId="1065">
     <w:abstractNumId w:val="991"/>
   </w:num>
-  <w:num w:numId="1065">
+  <w:num w:numId="1066">
     <w:abstractNumId w:val="99411"/>
     <w:lvlOverride w:ilvl="0">
       <w:startOverride w:val="1"/>
@@ -22500,10 +23411,10 @@
       <w:startOverride w:val="1"/>
     </w:lvlOverride>
   </w:num>
-  <w:num w:numId="1066">
+  <w:num w:numId="1067">
     <w:abstractNumId w:val="991"/>
   </w:num>
-  <w:num w:numId="1067">
+  <w:num w:numId="1068">
     <w:abstractNumId w:val="99411"/>
     <w:lvlOverride w:ilvl="0">
       <w:startOverride w:val="1"/>
@@ -22533,9 +23444,6 @@
       <w:startOverride w:val="1"/>
     </w:lvlOverride>
   </w:num>
-  <w:num w:numId="1068">
-    <w:abstractNumId w:val="991"/>
-  </w:num>
   <w:num w:numId="1069">
     <w:abstractNumId w:val="991"/>
   </w:num>
@@ -22543,6 +23451,9 @@
     <w:abstractNumId w:val="991"/>
   </w:num>
   <w:num w:numId="1071">
+    <w:abstractNumId w:val="991"/>
+  </w:num>
+  <w:num w:numId="1072">
     <w:abstractNumId w:val="99411"/>
     <w:lvlOverride w:ilvl="0">
       <w:startOverride w:val="1"/>
@@ -22572,13 +23483,13 @@
       <w:startOverride w:val="1"/>
     </w:lvlOverride>
   </w:num>
-  <w:num w:numId="1072">
-    <w:abstractNumId w:val="991"/>
-  </w:num>
   <w:num w:numId="1073">
     <w:abstractNumId w:val="991"/>
   </w:num>
   <w:num w:numId="1074">
+    <w:abstractNumId w:val="991"/>
+  </w:num>
+  <w:num w:numId="1075">
     <w:abstractNumId w:val="99411"/>
     <w:lvlOverride w:ilvl="0">
       <w:startOverride w:val="1"/>
@@ -22608,13 +23519,13 @@
       <w:startOverride w:val="1"/>
     </w:lvlOverride>
   </w:num>
-  <w:num w:numId="1075">
-    <w:abstractNumId w:val="991"/>
-  </w:num>
   <w:num w:numId="1076">
     <w:abstractNumId w:val="991"/>
   </w:num>
   <w:num w:numId="1077">
+    <w:abstractNumId w:val="991"/>
+  </w:num>
+  <w:num w:numId="1078">
     <w:abstractNumId w:val="99411"/>
     <w:lvlOverride w:ilvl="0">
       <w:startOverride w:val="1"/>
@@ -22644,9 +23555,6 @@
       <w:startOverride w:val="1"/>
     </w:lvlOverride>
   </w:num>
-  <w:num w:numId="1078">
-    <w:abstractNumId w:val="991"/>
-  </w:num>
   <w:num w:numId="1079">
     <w:abstractNumId w:val="991"/>
   </w:num>
@@ -22654,6 +23562,9 @@
     <w:abstractNumId w:val="991"/>
   </w:num>
   <w:num w:numId="1081">
+    <w:abstractNumId w:val="991"/>
+  </w:num>
+  <w:num w:numId="1082">
     <w:abstractNumId w:val="991"/>
   </w:num>
 </w:numbering>
